--- a/docs/KooRemapper_Manual.docx
+++ b/docs/KooRemapper_Manual.docx
@@ -22,7 +22,7 @@
           <w:i/>
           <w:sz w:val="18"/>
         </w:rPr>
-        <w:t>버전 1.2.0</w:t>
+        <w:t>버전 1.3.0</w:t>
       </w:r>
       <w:r>
         <w:rPr>
@@ -27821,6 +27821,244 @@
     </w:p>
     <w:p>
       <w:pPr>
+        <w:pStyle w:val="Heading3"/>
+      </w:pPr>
+      <w:r>
+        <w:t>39.17 generate — 메시 인라인 생성</w:t>
+      </w:r>
+    </w:p>
+    <w:p>
+      <w:r>
+        <w:rPr>
+          <w:rFonts w:ascii="Consolas" w:hAnsi="Consolas"/>
+          <w:color w:val="202020"/>
+          <w:sz w:val="18"/>
+        </w:rPr>
+        <w:t>base_model</w:t>
+      </w:r>
+      <w:r>
+        <w:t xml:space="preserve"> 없이 assemble 시작 시 첫 번째 오퍼레이션으로 사용:</w:t>
+      </w:r>
+    </w:p>
+    <w:p>
+      <w:pPr>
+        <w:spacing w:before="80" w:after="80"/>
+        <w:shd w:fill="F5F5F5" w:val="clear"/>
+      </w:pPr>
+      <w:r>
+        <w:rPr>
+          <w:rFonts w:ascii="Consolas" w:hAnsi="Consolas"/>
+          <w:color w:val="202020"/>
+          <w:sz w:val="17"/>
+        </w:rPr>
+        <w:t># base_model 키 없음</w:t>
+        <w:br/>
+        <w:t>output: my_model</w:t>
+        <w:br/>
+        <w:br/>
+        <w:t>operations:</w:t>
+        <w:br/>
+        <w:t xml:space="preserve">  - type: generate</w:t>
+        <w:br/>
+        <w:t xml:space="preserve">    shape: box</w:t>
+        <w:br/>
+        <w:t xml:space="preserve">    lx: 100.0   # X 길이 [mm]</w:t>
+        <w:br/>
+        <w:t xml:space="preserve">    ly:  20.0   # Y 길이 [mm]</w:t>
+        <w:br/>
+        <w:t xml:space="preserve">    lz:  10.0   # Z 길이 [mm]</w:t>
+        <w:br/>
+        <w:t xml:space="preserve">    nx: 10      # X 방향 요소 수</w:t>
+        <w:br/>
+        <w:t xml:space="preserve">    ny:  4</w:t>
+        <w:br/>
+        <w:t xml:space="preserve">    nz:  2</w:t>
+        <w:br/>
+        <w:t xml:space="preserve">    rho: 7.85e-9</w:t>
+        <w:br/>
+        <w:t xml:space="preserve">    E: 210000.0</w:t>
+        <w:br/>
+        <w:t xml:space="preserve">    nu: 0.3</w:t>
+        <w:br/>
+        <w:t xml:space="preserve">    mid: 1</w:t>
+        <w:br/>
+        <w:t xml:space="preserve">    secid: 1</w:t>
+        <w:br/>
+        <w:t xml:space="preserve">    pid: 1</w:t>
+        <w:br/>
+        <w:t xml:space="preserve">    part_title: Steel Box</w:t>
+      </w:r>
+    </w:p>
+    <w:p>
+      <w:r>
+        <w:t xml:space="preserve">독립 명령으로도 사용 가능: </w:t>
+      </w:r>
+      <w:r>
+        <w:rPr>
+          <w:rFonts w:ascii="Consolas" w:hAnsi="Consolas"/>
+          <w:color w:val="202020"/>
+          <w:sz w:val="18"/>
+        </w:rPr>
+        <w:t>KooRemapper generate box config.yaml</w:t>
+      </w:r>
+    </w:p>
+    <w:p>
+      <w:pPr>
+        <w:pStyle w:val="Heading3"/>
+      </w:pPr>
+      <w:r>
+        <w:t>39.18 update — 노드 좌표 업데이트</w:t>
+      </w:r>
+    </w:p>
+    <w:p>
+      <w:r>
+        <w:t xml:space="preserve">dynain 또는 K 파일의 </w:t>
+      </w:r>
+      <w:r>
+        <w:rPr>
+          <w:rFonts w:ascii="Consolas" w:hAnsi="Consolas"/>
+          <w:color w:val="202020"/>
+          <w:sz w:val="18"/>
+        </w:rPr>
+        <w:t>*NODE</w:t>
+      </w:r>
+      <w:r>
+        <w:t xml:space="preserve"> 블록에서 일치하는 NID만 좌표 갱신 (미정의 노드 유지):</w:t>
+      </w:r>
+    </w:p>
+    <w:p>
+      <w:pPr>
+        <w:spacing w:before="80" w:after="80"/>
+        <w:shd w:fill="F5F5F5" w:val="clear"/>
+      </w:pPr>
+      <w:r>
+        <w:rPr>
+          <w:rFonts w:ascii="Consolas" w:hAnsi="Consolas"/>
+          <w:color w:val="202020"/>
+          <w:sz w:val="17"/>
+        </w:rPr>
+        <w:t>- type: update</w:t>
+        <w:br/>
+        <w:t xml:space="preserve">  dynain: results/dynain</w:t>
+      </w:r>
+    </w:p>
+    <w:p>
+      <w:r>
+        <w:t xml:space="preserve">→ 독립 명령으로도 사용: </w:t>
+      </w:r>
+      <w:r>
+        <w:rPr>
+          <w:rFonts w:ascii="Consolas" w:hAnsi="Consolas"/>
+          <w:color w:val="202020"/>
+          <w:sz w:val="18"/>
+        </w:rPr>
+        <w:t>KooRemapper update config.yaml</w:t>
+      </w:r>
+    </w:p>
+    <w:p>
+      <w:pPr>
+        <w:pStyle w:val="Heading3"/>
+      </w:pPr>
+      <w:r>
+        <w:t>39.19 control — 해석 제어 카드 삽입</w:t>
+      </w:r>
+    </w:p>
+    <w:p>
+      <w:r>
+        <w:rPr>
+          <w:rFonts w:ascii="Consolas" w:hAnsi="Consolas"/>
+          <w:color w:val="202020"/>
+          <w:sz w:val="18"/>
+        </w:rPr>
+        <w:t>*CONTROL_*</w:t>
+      </w:r>
+      <w:r>
+        <w:t xml:space="preserve"> 카드를 삽입하거나 기존 카드 필드를 수정:</w:t>
+      </w:r>
+    </w:p>
+    <w:p>
+      <w:pPr>
+        <w:spacing w:before="80" w:after="80"/>
+        <w:shd w:fill="F5F5F5" w:val="clear"/>
+      </w:pPr>
+      <w:r>
+        <w:rPr>
+          <w:rFonts w:ascii="Consolas" w:hAnsi="Consolas"/>
+          <w:color w:val="202020"/>
+          <w:sz w:val="17"/>
+        </w:rPr>
+        <w:t>- type: control</w:t>
+        <w:br/>
+        <w:t xml:space="preserve">  endtime: 0.001    # *CONTROL_TERMINATION endtim (초)</w:t>
+        <w:br/>
+        <w:t xml:space="preserve">  tssfac: 0.9       # *CONTROL_TIMESTEP tssfac</w:t>
+        <w:br/>
+        <w:t xml:space="preserve">  dt2ms: -1.0e-7    # *CONTROL_TIMESTEP dt2ms (mass scaling, 음수)</w:t>
+        <w:br/>
+        <w:t xml:space="preserve">  energy: true      # *CONTROL_ENERGY: hgen=2, rwen=2, slnten=1, rylen=1</w:t>
+        <w:br/>
+        <w:t xml:space="preserve">  ihq: 4            # *CONTROL_HOURGLASS: stiffness-based</w:t>
+        <w:br/>
+        <w:t xml:space="preserve">  qh: 0.05          # hourglass coefficient</w:t>
+        <w:br/>
+        <w:t xml:space="preserve">  q1: 1.5           # *CONTROL_BULK_VISCOSITY quadratic</w:t>
+        <w:br/>
+        <w:t xml:space="preserve">  q2: 0.06          # linear bulk viscosity</w:t>
+      </w:r>
+    </w:p>
+    <w:p>
+      <w:r>
+        <w:t>기존 카드가 있으면 해당 필드만 수정. 없으면 신규 삽입.</w:t>
+      </w:r>
+    </w:p>
+    <w:p>
+      <w:pPr>
+        <w:pStyle w:val="Heading3"/>
+      </w:pPr>
+      <w:r>
+        <w:t>39.20 database — 출력 제어 카드 삽입</w:t>
+      </w:r>
+    </w:p>
+    <w:p>
+      <w:r>
+        <w:rPr>
+          <w:rFonts w:ascii="Consolas" w:hAnsi="Consolas"/>
+          <w:color w:val="202020"/>
+          <w:sz w:val="18"/>
+        </w:rPr>
+        <w:t>*DATABASE_*</w:t>
+      </w:r>
+      <w:r>
+        <w:t xml:space="preserve"> 출력 키워드 일괄 삽입 (assemble 내):</w:t>
+      </w:r>
+    </w:p>
+    <w:p>
+      <w:pPr>
+        <w:spacing w:before="80" w:after="80"/>
+        <w:shd w:fill="F5F5F5" w:val="clear"/>
+      </w:pPr>
+      <w:r>
+        <w:rPr>
+          <w:rFonts w:ascii="Consolas" w:hAnsi="Consolas"/>
+          <w:color w:val="202020"/>
+          <w:sz w:val="17"/>
+        </w:rPr>
+        <w:t>- type: database</w:t>
+        <w:br/>
+        <w:t xml:space="preserve">  preset: crash     # crash / drop / nve / all</w:t>
+        <w:br/>
+        <w:t xml:space="preserve">  dt: 0.0001        # ASCII 출력 간격 (초)</w:t>
+        <w:br/>
+        <w:t xml:space="preserve">  dt_plot: 0.001    # d3plot 출력 간격</w:t>
+      </w:r>
+    </w:p>
+    <w:p>
+      <w:r>
+        <w:t>→ 독립 명령 [37. database](#37-database--database-출력-제어) 참조</w:t>
+      </w:r>
+    </w:p>
+    <w:p>
+      <w:pPr>
         <w:pStyle w:val="Heading2"/>
       </w:pPr>
       <w:r>
@@ -28175,7 +28413,7 @@
         <w:rPr>
           <w:i/>
         </w:rPr>
-        <w:t>KooRemapper v1.2.0 | 이 문서는 모든 구현 기능을 포함합니다.</w:t>
+        <w:t>KooRemapper v1.3.0 | 이 문서는 모든 구현 기능을 포함합니다.</w:t>
       </w:r>
     </w:p>
     <w:sectPr>

--- a/docs/KooRemapper_Manual.docx
+++ b/docs/KooRemapper_Manual.docx
@@ -1863,9 +1863,51 @@
       <w:r>
         <w:rPr>
           <w:rFonts w:ascii="Cambria Math" w:hAnsi="Cambria Math"/>
-          <w:sz w:val="20"/>
-        </w:rPr>
-        <w:t>\mathbf{x}(\xi, \eta, \zeta) = \sum_{i=1}^{8} N_i(\xi, \eta, \zeta) \, \mathbf{x}_i</w:t>
+          <w:sz w:val="22"/>
+        </w:rPr>
+        <w:t>x(ξ, η, ζ) = Σ</w:t>
+      </w:r>
+      <w:r>
+        <w:rPr>
+          <w:rFonts w:ascii="Cambria Math" w:hAnsi="Cambria Math"/>
+          <w:sz w:val="22"/>
+        </w:rPr>
+        <w:t>ᵢ₌₁</w:t>
+      </w:r>
+      <w:r>
+        <w:rPr>
+          <w:rFonts w:ascii="Cambria Math" w:hAnsi="Cambria Math"/>
+          <w:sz w:val="22"/>
+        </w:rPr>
+        <w:t>⁸</w:t>
+      </w:r>
+      <w:r>
+        <w:rPr>
+          <w:rFonts w:ascii="Cambria Math" w:hAnsi="Cambria Math"/>
+          <w:sz w:val="22"/>
+        </w:rPr>
+        <w:t xml:space="preserve"> N</w:t>
+      </w:r>
+      <w:r>
+        <w:rPr>
+          <w:rFonts w:ascii="Cambria Math" w:hAnsi="Cambria Math"/>
+          <w:sz w:val="22"/>
+        </w:rPr>
+        <w:t>ᵢ</w:t>
+      </w:r>
+      <w:r>
+        <w:rPr>
+          <w:rFonts w:ascii="Cambria Math" w:hAnsi="Cambria Math"/>
+          <w:sz w:val="22"/>
+        </w:rPr>
+        <w:t>(ξ, η, ζ)   x</w:t>
+      </w:r>
+      <w:r>
+        <w:rPr>
+          <w:rFonts w:ascii="Cambria Math" w:hAnsi="Cambria Math"/>
+          <w:sz w:val="22"/>
+        </w:rPr>
+        <w:t>ᵢ</w:t>
       </w:r>
     </w:p>
     <w:p>
@@ -1885,9 +1927,93 @@
       <w:r>
         <w:rPr>
           <w:rFonts w:ascii="Cambria Math" w:hAnsi="Cambria Math"/>
-          <w:sz w:val="20"/>
-        </w:rPr>
-        <w:t>N_i = \frac{1}{8}(1 + \xi_i\xi)(1 + \eta_i\eta)(1 + \zeta_i\zeta)</w:t>
+          <w:sz w:val="22"/>
+        </w:rPr>
+        <w:t>N</w:t>
+      </w:r>
+      <w:r>
+        <w:rPr>
+          <w:rFonts w:ascii="Cambria Math" w:hAnsi="Cambria Math"/>
+          <w:sz w:val="22"/>
+        </w:rPr>
+        <w:t>ᵢ</w:t>
+      </w:r>
+      <w:r>
+        <w:rPr>
+          <w:rFonts w:ascii="Cambria Math" w:hAnsi="Cambria Math"/>
+          <w:sz w:val="22"/>
+        </w:rPr>
+        <w:t xml:space="preserve"> = </w:t>
+      </w:r>
+      <w:r>
+        <w:rPr>
+          <w:rFonts w:ascii="Cambria Math" w:hAnsi="Cambria Math"/>
+          <w:sz w:val="22"/>
+        </w:rPr>
+        <w:t>1</w:t>
+      </w:r>
+      <w:r>
+        <w:rPr>
+          <w:rFonts w:ascii="Cambria Math" w:hAnsi="Cambria Math"/>
+          <w:sz w:val="22"/>
+        </w:rPr>
+        <w:t xml:space="preserve"> / </w:t>
+      </w:r>
+      <w:r>
+        <w:rPr>
+          <w:rFonts w:ascii="Cambria Math" w:hAnsi="Cambria Math"/>
+          <w:sz w:val="22"/>
+        </w:rPr>
+        <w:t>8</w:t>
+      </w:r>
+      <w:r>
+        <w:rPr>
+          <w:rFonts w:ascii="Cambria Math" w:hAnsi="Cambria Math"/>
+          <w:sz w:val="22"/>
+        </w:rPr>
+        <w:t>(1 + ξ</w:t>
+      </w:r>
+      <w:r>
+        <w:rPr>
+          <w:rFonts w:ascii="Cambria Math" w:hAnsi="Cambria Math"/>
+          <w:sz w:val="22"/>
+        </w:rPr>
+        <w:t>ᵢ</w:t>
+      </w:r>
+      <w:r>
+        <w:rPr>
+          <w:rFonts w:ascii="Cambria Math" w:hAnsi="Cambria Math"/>
+          <w:sz w:val="22"/>
+        </w:rPr>
+        <w:t>ξ)(1 + η</w:t>
+      </w:r>
+      <w:r>
+        <w:rPr>
+          <w:rFonts w:ascii="Cambria Math" w:hAnsi="Cambria Math"/>
+          <w:sz w:val="22"/>
+        </w:rPr>
+        <w:t>ᵢ</w:t>
+      </w:r>
+      <w:r>
+        <w:rPr>
+          <w:rFonts w:ascii="Cambria Math" w:hAnsi="Cambria Math"/>
+          <w:sz w:val="22"/>
+        </w:rPr>
+        <w:t>η)(1 + ζ</w:t>
+      </w:r>
+      <w:r>
+        <w:rPr>
+          <w:rFonts w:ascii="Cambria Math" w:hAnsi="Cambria Math"/>
+          <w:sz w:val="22"/>
+        </w:rPr>
+        <w:t>ᵢ</w:t>
+      </w:r>
+      <w:r>
+        <w:rPr>
+          <w:rFonts w:ascii="Cambria Math" w:hAnsi="Cambria Math"/>
+          <w:sz w:val="22"/>
+        </w:rPr>
+        <w:t>ζ)</w:t>
       </w:r>
     </w:p>
     <w:p>
@@ -2136,9 +2262,94 @@
       <w:r>
         <w:rPr>
           <w:rFonts w:ascii="Cambria Math" w:hAnsi="Cambria Math"/>
-          <w:sz w:val="20"/>
-        </w:rPr>
-        <w:t>\mathbf{x}' = \mathbf{x}_{shell}(u,v) + \frac{z}{t/2} \cdot \frac{t}{2} \hat{\mathbf{n}}(u,v)</w:t>
+          <w:sz w:val="22"/>
+        </w:rPr>
+        <w:t>x' = x</w:t>
+      </w:r>
+      <w:r>
+        <w:rPr>
+          <w:rFonts w:ascii="Cambria Math" w:hAnsi="Cambria Math"/>
+          <w:sz w:val="22"/>
+          <w:vertAlign w:val="subscript"/>
+        </w:rPr>
+        <w:t>shell</w:t>
+      </w:r>
+      <w:r>
+        <w:rPr>
+          <w:rFonts w:ascii="Cambria Math" w:hAnsi="Cambria Math"/>
+          <w:sz w:val="22"/>
+        </w:rPr>
+        <w:t xml:space="preserve">(u,v) + </w:t>
+      </w:r>
+      <w:r>
+        <w:rPr>
+          <w:rFonts w:ascii="Cambria Math" w:hAnsi="Cambria Math"/>
+          <w:sz w:val="22"/>
+        </w:rPr>
+        <w:t>z</w:t>
+      </w:r>
+      <w:r>
+        <w:rPr>
+          <w:rFonts w:ascii="Cambria Math" w:hAnsi="Cambria Math"/>
+          <w:sz w:val="22"/>
+        </w:rPr>
+        <w:t xml:space="preserve"> / </w:t>
+      </w:r>
+      <w:r>
+        <w:rPr>
+          <w:rFonts w:ascii="Cambria Math" w:hAnsi="Cambria Math"/>
+          <w:sz w:val="22"/>
+        </w:rPr>
+        <w:t>(</w:t>
+      </w:r>
+      <w:r>
+        <w:rPr>
+          <w:rFonts w:ascii="Cambria Math" w:hAnsi="Cambria Math"/>
+          <w:sz w:val="22"/>
+        </w:rPr>
+        <w:t>t/2</w:t>
+      </w:r>
+      <w:r>
+        <w:rPr>
+          <w:rFonts w:ascii="Cambria Math" w:hAnsi="Cambria Math"/>
+          <w:sz w:val="22"/>
+        </w:rPr>
+        <w:t>)</w:t>
+      </w:r>
+      <w:r>
+        <w:rPr>
+          <w:rFonts w:ascii="Cambria Math" w:hAnsi="Cambria Math"/>
+          <w:sz w:val="22"/>
+        </w:rPr>
+        <w:t xml:space="preserve"> · </w:t>
+      </w:r>
+      <w:r>
+        <w:rPr>
+          <w:rFonts w:ascii="Cambria Math" w:hAnsi="Cambria Math"/>
+          <w:sz w:val="22"/>
+        </w:rPr>
+        <w:t>t</w:t>
+      </w:r>
+      <w:r>
+        <w:rPr>
+          <w:rFonts w:ascii="Cambria Math" w:hAnsi="Cambria Math"/>
+          <w:sz w:val="22"/>
+        </w:rPr>
+        <w:t xml:space="preserve"> / </w:t>
+      </w:r>
+      <w:r>
+        <w:rPr>
+          <w:rFonts w:ascii="Cambria Math" w:hAnsi="Cambria Math"/>
+          <w:sz w:val="22"/>
+        </w:rPr>
+        <w:t>2</w:t>
+      </w:r>
+      <w:r>
+        <w:rPr>
+          <w:rFonts w:ascii="Cambria Math" w:hAnsi="Cambria Math"/>
+          <w:sz w:val="22"/>
+        </w:rPr>
+        <w:t xml:space="preserve"> n(u,v)</w:t>
       </w:r>
     </w:p>
     <w:p>
@@ -2327,9 +2538,191 @@
       <w:r>
         <w:rPr>
           <w:rFonts w:ascii="Cambria Math" w:hAnsi="Cambria Math"/>
-          <w:sz w:val="20"/>
-        </w:rPr>
-        <w:t>\varepsilon_{ij} = \frac{1}{2}\left(\frac{\partial u_i}{\partial x_j} + \frac{\partial u_j}{\partial x_i}\right)</w:t>
+          <w:sz w:val="22"/>
+        </w:rPr>
+        <w:t>ε</w:t>
+      </w:r>
+      <w:r>
+        <w:rPr>
+          <w:rFonts w:ascii="Cambria Math" w:hAnsi="Cambria Math"/>
+          <w:sz w:val="22"/>
+        </w:rPr>
+        <w:t>ᵢⱼ</w:t>
+      </w:r>
+      <w:r>
+        <w:rPr>
+          <w:rFonts w:ascii="Cambria Math" w:hAnsi="Cambria Math"/>
+          <w:sz w:val="22"/>
+        </w:rPr>
+        <w:t xml:space="preserve"> = </w:t>
+      </w:r>
+      <w:r>
+        <w:rPr>
+          <w:rFonts w:ascii="Cambria Math" w:hAnsi="Cambria Math"/>
+          <w:sz w:val="22"/>
+        </w:rPr>
+        <w:t>1</w:t>
+      </w:r>
+      <w:r>
+        <w:rPr>
+          <w:rFonts w:ascii="Cambria Math" w:hAnsi="Cambria Math"/>
+          <w:sz w:val="22"/>
+        </w:rPr>
+        <w:t xml:space="preserve"> / </w:t>
+      </w:r>
+      <w:r>
+        <w:rPr>
+          <w:rFonts w:ascii="Cambria Math" w:hAnsi="Cambria Math"/>
+          <w:sz w:val="22"/>
+        </w:rPr>
+        <w:t>2</w:t>
+      </w:r>
+      <w:r>
+        <w:rPr>
+          <w:rFonts w:ascii="Cambria Math" w:hAnsi="Cambria Math"/>
+          <w:sz w:val="22"/>
+        </w:rPr>
+        <w:t>(</w:t>
+      </w:r>
+      <w:r>
+        <w:rPr>
+          <w:rFonts w:ascii="Cambria Math" w:hAnsi="Cambria Math"/>
+          <w:sz w:val="22"/>
+        </w:rPr>
+        <w:t>(</w:t>
+      </w:r>
+      <w:r>
+        <w:rPr>
+          <w:rFonts w:ascii="Cambria Math" w:hAnsi="Cambria Math"/>
+          <w:sz w:val="22"/>
+        </w:rPr>
+        <w:t>∂ u</w:t>
+      </w:r>
+      <w:r>
+        <w:rPr>
+          <w:rFonts w:ascii="Cambria Math" w:hAnsi="Cambria Math"/>
+          <w:sz w:val="22"/>
+        </w:rPr>
+        <w:t>ᵢ</w:t>
+      </w:r>
+      <w:r>
+        <w:rPr>
+          <w:rFonts w:ascii="Cambria Math" w:hAnsi="Cambria Math"/>
+          <w:sz w:val="22"/>
+        </w:rPr>
+        <w:t>)</w:t>
+      </w:r>
+      <w:r>
+        <w:rPr>
+          <w:rFonts w:ascii="Cambria Math" w:hAnsi="Cambria Math"/>
+          <w:sz w:val="22"/>
+        </w:rPr>
+        <w:t xml:space="preserve"> / </w:t>
+      </w:r>
+      <w:r>
+        <w:rPr>
+          <w:rFonts w:ascii="Cambria Math" w:hAnsi="Cambria Math"/>
+          <w:sz w:val="22"/>
+        </w:rPr>
+        <w:t>(</w:t>
+      </w:r>
+      <w:r>
+        <w:rPr>
+          <w:rFonts w:ascii="Cambria Math" w:hAnsi="Cambria Math"/>
+          <w:sz w:val="22"/>
+        </w:rPr>
+        <w:t>∂ x</w:t>
+      </w:r>
+      <w:r>
+        <w:rPr>
+          <w:rFonts w:ascii="Cambria Math" w:hAnsi="Cambria Math"/>
+          <w:sz w:val="22"/>
+        </w:rPr>
+        <w:t>ⱼ</w:t>
+      </w:r>
+      <w:r>
+        <w:rPr>
+          <w:rFonts w:ascii="Cambria Math" w:hAnsi="Cambria Math"/>
+          <w:sz w:val="22"/>
+        </w:rPr>
+        <w:t>)</w:t>
+      </w:r>
+      <w:r>
+        <w:rPr>
+          <w:rFonts w:ascii="Cambria Math" w:hAnsi="Cambria Math"/>
+          <w:sz w:val="22"/>
+        </w:rPr>
+        <w:t xml:space="preserve"> + </w:t>
+      </w:r>
+      <w:r>
+        <w:rPr>
+          <w:rFonts w:ascii="Cambria Math" w:hAnsi="Cambria Math"/>
+          <w:sz w:val="22"/>
+        </w:rPr>
+        <w:t>(</w:t>
+      </w:r>
+      <w:r>
+        <w:rPr>
+          <w:rFonts w:ascii="Cambria Math" w:hAnsi="Cambria Math"/>
+          <w:sz w:val="22"/>
+        </w:rPr>
+        <w:t>∂ u</w:t>
+      </w:r>
+      <w:r>
+        <w:rPr>
+          <w:rFonts w:ascii="Cambria Math" w:hAnsi="Cambria Math"/>
+          <w:sz w:val="22"/>
+        </w:rPr>
+        <w:t>ⱼ</w:t>
+      </w:r>
+      <w:r>
+        <w:rPr>
+          <w:rFonts w:ascii="Cambria Math" w:hAnsi="Cambria Math"/>
+          <w:sz w:val="22"/>
+        </w:rPr>
+        <w:t>)</w:t>
+      </w:r>
+      <w:r>
+        <w:rPr>
+          <w:rFonts w:ascii="Cambria Math" w:hAnsi="Cambria Math"/>
+          <w:sz w:val="22"/>
+        </w:rPr>
+        <w:t xml:space="preserve"> / </w:t>
+      </w:r>
+      <w:r>
+        <w:rPr>
+          <w:rFonts w:ascii="Cambria Math" w:hAnsi="Cambria Math"/>
+          <w:sz w:val="22"/>
+        </w:rPr>
+        <w:t>(</w:t>
+      </w:r>
+      <w:r>
+        <w:rPr>
+          <w:rFonts w:ascii="Cambria Math" w:hAnsi="Cambria Math"/>
+          <w:sz w:val="22"/>
+        </w:rPr>
+        <w:t>∂ x</w:t>
+      </w:r>
+      <w:r>
+        <w:rPr>
+          <w:rFonts w:ascii="Cambria Math" w:hAnsi="Cambria Math"/>
+          <w:sz w:val="22"/>
+        </w:rPr>
+        <w:t>ᵢ</w:t>
+      </w:r>
+      <w:r>
+        <w:rPr>
+          <w:rFonts w:ascii="Cambria Math" w:hAnsi="Cambria Math"/>
+          <w:sz w:val="22"/>
+        </w:rPr>
+        <w:t>)</w:t>
+      </w:r>
+      <w:r>
+        <w:rPr>
+          <w:rFonts w:ascii="Cambria Math" w:hAnsi="Cambria Math"/>
+          <w:sz w:val="22"/>
+        </w:rPr>
+        <w:t>)</w:t>
       </w:r>
     </w:p>
     <w:p>
@@ -2348,9 +2741,326 @@
       <w:r>
         <w:rPr>
           <w:rFonts w:ascii="Cambria Math" w:hAnsi="Cambria Math"/>
-          <w:sz w:val="20"/>
-        </w:rPr>
-        <w:t>E_{ij} = \frac{1}{2}\left(\frac{\partial u_i}{\partial X_j} + \frac{\partial u_j}{\partial X_i} + \frac{\partial u_k}{\partial X_i}\frac{\partial u_k}{\partial X_j}\right)</w:t>
+          <w:sz w:val="22"/>
+        </w:rPr>
+        <w:t>E</w:t>
+      </w:r>
+      <w:r>
+        <w:rPr>
+          <w:rFonts w:ascii="Cambria Math" w:hAnsi="Cambria Math"/>
+          <w:sz w:val="22"/>
+        </w:rPr>
+        <w:t>ᵢⱼ</w:t>
+      </w:r>
+      <w:r>
+        <w:rPr>
+          <w:rFonts w:ascii="Cambria Math" w:hAnsi="Cambria Math"/>
+          <w:sz w:val="22"/>
+        </w:rPr>
+        <w:t xml:space="preserve"> = </w:t>
+      </w:r>
+      <w:r>
+        <w:rPr>
+          <w:rFonts w:ascii="Cambria Math" w:hAnsi="Cambria Math"/>
+          <w:sz w:val="22"/>
+        </w:rPr>
+        <w:t>1</w:t>
+      </w:r>
+      <w:r>
+        <w:rPr>
+          <w:rFonts w:ascii="Cambria Math" w:hAnsi="Cambria Math"/>
+          <w:sz w:val="22"/>
+        </w:rPr>
+        <w:t xml:space="preserve"> / </w:t>
+      </w:r>
+      <w:r>
+        <w:rPr>
+          <w:rFonts w:ascii="Cambria Math" w:hAnsi="Cambria Math"/>
+          <w:sz w:val="22"/>
+        </w:rPr>
+        <w:t>2</w:t>
+      </w:r>
+      <w:r>
+        <w:rPr>
+          <w:rFonts w:ascii="Cambria Math" w:hAnsi="Cambria Math"/>
+          <w:sz w:val="22"/>
+        </w:rPr>
+        <w:t>(</w:t>
+      </w:r>
+      <w:r>
+        <w:rPr>
+          <w:rFonts w:ascii="Cambria Math" w:hAnsi="Cambria Math"/>
+          <w:sz w:val="22"/>
+        </w:rPr>
+        <w:t>(</w:t>
+      </w:r>
+      <w:r>
+        <w:rPr>
+          <w:rFonts w:ascii="Cambria Math" w:hAnsi="Cambria Math"/>
+          <w:sz w:val="22"/>
+        </w:rPr>
+        <w:t>∂ u</w:t>
+      </w:r>
+      <w:r>
+        <w:rPr>
+          <w:rFonts w:ascii="Cambria Math" w:hAnsi="Cambria Math"/>
+          <w:sz w:val="22"/>
+        </w:rPr>
+        <w:t>ᵢ</w:t>
+      </w:r>
+      <w:r>
+        <w:rPr>
+          <w:rFonts w:ascii="Cambria Math" w:hAnsi="Cambria Math"/>
+          <w:sz w:val="22"/>
+        </w:rPr>
+        <w:t>)</w:t>
+      </w:r>
+      <w:r>
+        <w:rPr>
+          <w:rFonts w:ascii="Cambria Math" w:hAnsi="Cambria Math"/>
+          <w:sz w:val="22"/>
+        </w:rPr>
+        <w:t xml:space="preserve"> / </w:t>
+      </w:r>
+      <w:r>
+        <w:rPr>
+          <w:rFonts w:ascii="Cambria Math" w:hAnsi="Cambria Math"/>
+          <w:sz w:val="22"/>
+        </w:rPr>
+        <w:t>(</w:t>
+      </w:r>
+      <w:r>
+        <w:rPr>
+          <w:rFonts w:ascii="Cambria Math" w:hAnsi="Cambria Math"/>
+          <w:sz w:val="22"/>
+        </w:rPr>
+        <w:t>∂ X</w:t>
+      </w:r>
+      <w:r>
+        <w:rPr>
+          <w:rFonts w:ascii="Cambria Math" w:hAnsi="Cambria Math"/>
+          <w:sz w:val="22"/>
+        </w:rPr>
+        <w:t>ⱼ</w:t>
+      </w:r>
+      <w:r>
+        <w:rPr>
+          <w:rFonts w:ascii="Cambria Math" w:hAnsi="Cambria Math"/>
+          <w:sz w:val="22"/>
+        </w:rPr>
+        <w:t>)</w:t>
+      </w:r>
+      <w:r>
+        <w:rPr>
+          <w:rFonts w:ascii="Cambria Math" w:hAnsi="Cambria Math"/>
+          <w:sz w:val="22"/>
+        </w:rPr>
+        <w:t xml:space="preserve"> + </w:t>
+      </w:r>
+      <w:r>
+        <w:rPr>
+          <w:rFonts w:ascii="Cambria Math" w:hAnsi="Cambria Math"/>
+          <w:sz w:val="22"/>
+        </w:rPr>
+        <w:t>(</w:t>
+      </w:r>
+      <w:r>
+        <w:rPr>
+          <w:rFonts w:ascii="Cambria Math" w:hAnsi="Cambria Math"/>
+          <w:sz w:val="22"/>
+        </w:rPr>
+        <w:t>∂ u</w:t>
+      </w:r>
+      <w:r>
+        <w:rPr>
+          <w:rFonts w:ascii="Cambria Math" w:hAnsi="Cambria Math"/>
+          <w:sz w:val="22"/>
+        </w:rPr>
+        <w:t>ⱼ</w:t>
+      </w:r>
+      <w:r>
+        <w:rPr>
+          <w:rFonts w:ascii="Cambria Math" w:hAnsi="Cambria Math"/>
+          <w:sz w:val="22"/>
+        </w:rPr>
+        <w:t>)</w:t>
+      </w:r>
+      <w:r>
+        <w:rPr>
+          <w:rFonts w:ascii="Cambria Math" w:hAnsi="Cambria Math"/>
+          <w:sz w:val="22"/>
+        </w:rPr>
+        <w:t xml:space="preserve"> / </w:t>
+      </w:r>
+      <w:r>
+        <w:rPr>
+          <w:rFonts w:ascii="Cambria Math" w:hAnsi="Cambria Math"/>
+          <w:sz w:val="22"/>
+        </w:rPr>
+        <w:t>(</w:t>
+      </w:r>
+      <w:r>
+        <w:rPr>
+          <w:rFonts w:ascii="Cambria Math" w:hAnsi="Cambria Math"/>
+          <w:sz w:val="22"/>
+        </w:rPr>
+        <w:t>∂ X</w:t>
+      </w:r>
+      <w:r>
+        <w:rPr>
+          <w:rFonts w:ascii="Cambria Math" w:hAnsi="Cambria Math"/>
+          <w:sz w:val="22"/>
+        </w:rPr>
+        <w:t>ᵢ</w:t>
+      </w:r>
+      <w:r>
+        <w:rPr>
+          <w:rFonts w:ascii="Cambria Math" w:hAnsi="Cambria Math"/>
+          <w:sz w:val="22"/>
+        </w:rPr>
+        <w:t>)</w:t>
+      </w:r>
+      <w:r>
+        <w:rPr>
+          <w:rFonts w:ascii="Cambria Math" w:hAnsi="Cambria Math"/>
+          <w:sz w:val="22"/>
+        </w:rPr>
+        <w:t xml:space="preserve"> + </w:t>
+      </w:r>
+      <w:r>
+        <w:rPr>
+          <w:rFonts w:ascii="Cambria Math" w:hAnsi="Cambria Math"/>
+          <w:sz w:val="22"/>
+        </w:rPr>
+        <w:t>(</w:t>
+      </w:r>
+      <w:r>
+        <w:rPr>
+          <w:rFonts w:ascii="Cambria Math" w:hAnsi="Cambria Math"/>
+          <w:sz w:val="22"/>
+        </w:rPr>
+        <w:t>∂ u</w:t>
+      </w:r>
+      <w:r>
+        <w:rPr>
+          <w:rFonts w:ascii="Cambria Math" w:hAnsi="Cambria Math"/>
+          <w:sz w:val="22"/>
+          <w:vertAlign w:val="subscript"/>
+        </w:rPr>
+        <w:t>k</w:t>
+      </w:r>
+      <w:r>
+        <w:rPr>
+          <w:rFonts w:ascii="Cambria Math" w:hAnsi="Cambria Math"/>
+          <w:sz w:val="22"/>
+        </w:rPr>
+        <w:t>)</w:t>
+      </w:r>
+      <w:r>
+        <w:rPr>
+          <w:rFonts w:ascii="Cambria Math" w:hAnsi="Cambria Math"/>
+          <w:sz w:val="22"/>
+        </w:rPr>
+        <w:t xml:space="preserve"> / </w:t>
+      </w:r>
+      <w:r>
+        <w:rPr>
+          <w:rFonts w:ascii="Cambria Math" w:hAnsi="Cambria Math"/>
+          <w:sz w:val="22"/>
+        </w:rPr>
+        <w:t>(</w:t>
+      </w:r>
+      <w:r>
+        <w:rPr>
+          <w:rFonts w:ascii="Cambria Math" w:hAnsi="Cambria Math"/>
+          <w:sz w:val="22"/>
+        </w:rPr>
+        <w:t>∂ X</w:t>
+      </w:r>
+      <w:r>
+        <w:rPr>
+          <w:rFonts w:ascii="Cambria Math" w:hAnsi="Cambria Math"/>
+          <w:sz w:val="22"/>
+        </w:rPr>
+        <w:t>ᵢ</w:t>
+      </w:r>
+      <w:r>
+        <w:rPr>
+          <w:rFonts w:ascii="Cambria Math" w:hAnsi="Cambria Math"/>
+          <w:sz w:val="22"/>
+        </w:rPr>
+        <w:t>)</w:t>
+      </w:r>
+      <w:r>
+        <w:rPr>
+          <w:rFonts w:ascii="Cambria Math" w:hAnsi="Cambria Math"/>
+          <w:sz w:val="22"/>
+        </w:rPr>
+        <w:t>(</w:t>
+      </w:r>
+      <w:r>
+        <w:rPr>
+          <w:rFonts w:ascii="Cambria Math" w:hAnsi="Cambria Math"/>
+          <w:sz w:val="22"/>
+        </w:rPr>
+        <w:t>∂ u</w:t>
+      </w:r>
+      <w:r>
+        <w:rPr>
+          <w:rFonts w:ascii="Cambria Math" w:hAnsi="Cambria Math"/>
+          <w:sz w:val="22"/>
+          <w:vertAlign w:val="subscript"/>
+        </w:rPr>
+        <w:t>k</w:t>
+      </w:r>
+      <w:r>
+        <w:rPr>
+          <w:rFonts w:ascii="Cambria Math" w:hAnsi="Cambria Math"/>
+          <w:sz w:val="22"/>
+        </w:rPr>
+        <w:t>)</w:t>
+      </w:r>
+      <w:r>
+        <w:rPr>
+          <w:rFonts w:ascii="Cambria Math" w:hAnsi="Cambria Math"/>
+          <w:sz w:val="22"/>
+        </w:rPr>
+        <w:t xml:space="preserve"> / </w:t>
+      </w:r>
+      <w:r>
+        <w:rPr>
+          <w:rFonts w:ascii="Cambria Math" w:hAnsi="Cambria Math"/>
+          <w:sz w:val="22"/>
+        </w:rPr>
+        <w:t>(</w:t>
+      </w:r>
+      <w:r>
+        <w:rPr>
+          <w:rFonts w:ascii="Cambria Math" w:hAnsi="Cambria Math"/>
+          <w:sz w:val="22"/>
+        </w:rPr>
+        <w:t>∂ X</w:t>
+      </w:r>
+      <w:r>
+        <w:rPr>
+          <w:rFonts w:ascii="Cambria Math" w:hAnsi="Cambria Math"/>
+          <w:sz w:val="22"/>
+        </w:rPr>
+        <w:t>ⱼ</w:t>
+      </w:r>
+      <w:r>
+        <w:rPr>
+          <w:rFonts w:ascii="Cambria Math" w:hAnsi="Cambria Math"/>
+          <w:sz w:val="22"/>
+        </w:rPr>
+        <w:t>)</w:t>
+      </w:r>
+      <w:r>
+        <w:rPr>
+          <w:rFonts w:ascii="Cambria Math" w:hAnsi="Cambria Math"/>
+          <w:sz w:val="22"/>
+        </w:rPr>
+        <w:t>)</w:t>
       </w:r>
     </w:p>
     <w:p>
@@ -2369,9 +3079,73 @@
       <w:r>
         <w:rPr>
           <w:rFonts w:ascii="Cambria Math" w:hAnsi="Cambria Math"/>
-          <w:sz w:val="20"/>
-        </w:rPr>
-        <w:t>\varepsilon_{log} = \ln\left(\frac{L}{L_0}\right)</w:t>
+          <w:sz w:val="22"/>
+        </w:rPr>
+        <w:t>ε</w:t>
+      </w:r>
+      <w:r>
+        <w:rPr>
+          <w:rFonts w:ascii="Cambria Math" w:hAnsi="Cambria Math"/>
+          <w:sz w:val="22"/>
+          <w:vertAlign w:val="subscript"/>
+        </w:rPr>
+        <w:t>log</w:t>
+      </w:r>
+      <w:r>
+        <w:rPr>
+          <w:rFonts w:ascii="Cambria Math" w:hAnsi="Cambria Math"/>
+          <w:sz w:val="22"/>
+        </w:rPr>
+        <w:t xml:space="preserve"> = ln(</w:t>
+      </w:r>
+      <w:r>
+        <w:rPr>
+          <w:rFonts w:ascii="Cambria Math" w:hAnsi="Cambria Math"/>
+          <w:sz w:val="22"/>
+        </w:rPr>
+        <w:t>L</w:t>
+      </w:r>
+      <w:r>
+        <w:rPr>
+          <w:rFonts w:ascii="Cambria Math" w:hAnsi="Cambria Math"/>
+          <w:sz w:val="22"/>
+        </w:rPr>
+        <w:t xml:space="preserve"> / </w:t>
+      </w:r>
+      <w:r>
+        <w:rPr>
+          <w:rFonts w:ascii="Cambria Math" w:hAnsi="Cambria Math"/>
+          <w:sz w:val="22"/>
+        </w:rPr>
+        <w:t>(</w:t>
+      </w:r>
+      <w:r>
+        <w:rPr>
+          <w:rFonts w:ascii="Cambria Math" w:hAnsi="Cambria Math"/>
+          <w:sz w:val="22"/>
+        </w:rPr>
+        <w:t>L</w:t>
+      </w:r>
+      <w:r>
+        <w:rPr>
+          <w:rFonts w:ascii="Cambria Math" w:hAnsi="Cambria Math"/>
+          <w:sz w:val="22"/>
+        </w:rPr>
+        <w:t>₀</w:t>
+      </w:r>
+      <w:r>
+        <w:rPr>
+          <w:rFonts w:ascii="Cambria Math" w:hAnsi="Cambria Math"/>
+          <w:sz w:val="22"/>
+        </w:rPr>
+        <w:t>)</w:t>
+      </w:r>
+      <w:r>
+        <w:rPr>
+          <w:rFonts w:ascii="Cambria Math" w:hAnsi="Cambria Math"/>
+          <w:sz w:val="22"/>
+        </w:rPr>
+        <w:t>)</w:t>
       </w:r>
     </w:p>
     <w:p>
@@ -2399,9 +3173,86 @@
       <w:r>
         <w:rPr>
           <w:rFonts w:ascii="Cambria Math" w:hAnsi="Cambria Math"/>
-          <w:sz w:val="20"/>
-        </w:rPr>
-        <w:t>\lambda = \frac{E\nu}{(1+\nu)(1-2\nu)}, \quad \mu = \frac{E}{2(1+\nu)}</w:t>
+          <w:sz w:val="22"/>
+        </w:rPr>
+        <w:t xml:space="preserve">λ = </w:t>
+      </w:r>
+      <w:r>
+        <w:rPr>
+          <w:rFonts w:ascii="Cambria Math" w:hAnsi="Cambria Math"/>
+          <w:sz w:val="22"/>
+        </w:rPr>
+        <w:t>(</w:t>
+      </w:r>
+      <w:r>
+        <w:rPr>
+          <w:rFonts w:ascii="Cambria Math" w:hAnsi="Cambria Math"/>
+          <w:sz w:val="22"/>
+        </w:rPr>
+        <w:t>Eν</w:t>
+      </w:r>
+      <w:r>
+        <w:rPr>
+          <w:rFonts w:ascii="Cambria Math" w:hAnsi="Cambria Math"/>
+          <w:sz w:val="22"/>
+        </w:rPr>
+        <w:t>)</w:t>
+      </w:r>
+      <w:r>
+        <w:rPr>
+          <w:rFonts w:ascii="Cambria Math" w:hAnsi="Cambria Math"/>
+          <w:sz w:val="22"/>
+        </w:rPr>
+        <w:t xml:space="preserve"> / </w:t>
+      </w:r>
+      <w:r>
+        <w:rPr>
+          <w:rFonts w:ascii="Cambria Math" w:hAnsi="Cambria Math"/>
+          <w:sz w:val="22"/>
+        </w:rPr>
+        <w:t>(1+ν)(1-2ν)</w:t>
+      </w:r>
+      <w:r>
+        <w:rPr>
+          <w:rFonts w:ascii="Cambria Math" w:hAnsi="Cambria Math"/>
+          <w:sz w:val="22"/>
+        </w:rPr>
+        <w:t xml:space="preserve">,     μ = </w:t>
+      </w:r>
+      <w:r>
+        <w:rPr>
+          <w:rFonts w:ascii="Cambria Math" w:hAnsi="Cambria Math"/>
+          <w:sz w:val="22"/>
+        </w:rPr>
+        <w:t>E</w:t>
+      </w:r>
+      <w:r>
+        <w:rPr>
+          <w:rFonts w:ascii="Cambria Math" w:hAnsi="Cambria Math"/>
+          <w:sz w:val="22"/>
+        </w:rPr>
+        <w:t xml:space="preserve"> / </w:t>
+      </w:r>
+      <w:r>
+        <w:rPr>
+          <w:rFonts w:ascii="Cambria Math" w:hAnsi="Cambria Math"/>
+          <w:sz w:val="22"/>
+        </w:rPr>
+        <w:t>(</w:t>
+      </w:r>
+      <w:r>
+        <w:rPr>
+          <w:rFonts w:ascii="Cambria Math" w:hAnsi="Cambria Math"/>
+          <w:sz w:val="22"/>
+        </w:rPr>
+        <w:t>2(1+ν)</w:t>
+      </w:r>
+      <w:r>
+        <w:rPr>
+          <w:rFonts w:ascii="Cambria Math" w:hAnsi="Cambria Math"/>
+          <w:sz w:val="22"/>
+        </w:rPr>
+        <w:t>)</w:t>
       </w:r>
     </w:p>
     <w:p>
@@ -2421,9 +3272,59 @@
       <w:r>
         <w:rPr>
           <w:rFonts w:ascii="Cambria Math" w:hAnsi="Cambria Math"/>
-          <w:sz w:val="20"/>
-        </w:rPr>
-        <w:t>\sigma_{ij} = \lambda \varepsilon_{kk} \delta_{ij} + 2\mu \varepsilon_{ij}</w:t>
+          <w:sz w:val="22"/>
+        </w:rPr>
+        <w:t>σ</w:t>
+      </w:r>
+      <w:r>
+        <w:rPr>
+          <w:rFonts w:ascii="Cambria Math" w:hAnsi="Cambria Math"/>
+          <w:sz w:val="22"/>
+        </w:rPr>
+        <w:t>ᵢⱼ</w:t>
+      </w:r>
+      <w:r>
+        <w:rPr>
+          <w:rFonts w:ascii="Cambria Math" w:hAnsi="Cambria Math"/>
+          <w:sz w:val="22"/>
+        </w:rPr>
+        <w:t xml:space="preserve"> = λ ε</w:t>
+      </w:r>
+      <w:r>
+        <w:rPr>
+          <w:rFonts w:ascii="Cambria Math" w:hAnsi="Cambria Math"/>
+          <w:sz w:val="22"/>
+          <w:vertAlign w:val="subscript"/>
+        </w:rPr>
+        <w:t>kk</w:t>
+      </w:r>
+      <w:r>
+        <w:rPr>
+          <w:rFonts w:ascii="Cambria Math" w:hAnsi="Cambria Math"/>
+          <w:sz w:val="22"/>
+        </w:rPr>
+        <w:t xml:space="preserve"> δ</w:t>
+      </w:r>
+      <w:r>
+        <w:rPr>
+          <w:rFonts w:ascii="Cambria Math" w:hAnsi="Cambria Math"/>
+          <w:sz w:val="22"/>
+        </w:rPr>
+        <w:t>ᵢⱼ</w:t>
+      </w:r>
+      <w:r>
+        <w:rPr>
+          <w:rFonts w:ascii="Cambria Math" w:hAnsi="Cambria Math"/>
+          <w:sz w:val="22"/>
+        </w:rPr>
+        <w:t xml:space="preserve"> + 2μ ε</w:t>
+      </w:r>
+      <w:r>
+        <w:rPr>
+          <w:rFonts w:ascii="Cambria Math" w:hAnsi="Cambria Math"/>
+          <w:sz w:val="22"/>
+        </w:rPr>
+        <w:t>ᵢⱼ</w:t>
       </w:r>
     </w:p>
     <w:p>
@@ -2701,7 +3602,7 @@
           <w:rFonts w:ascii="Cambria Math" w:hAnsi="Cambria Math"/>
           <w:sz w:val="20"/>
         </w:rPr>
-        <w:t>$\mathbf{c}$</w:t>
+        <w:t>c</w:t>
       </w:r>
       <w:r>
         <w:rPr>
@@ -2718,9 +3619,53 @@
       <w:r>
         <w:rPr>
           <w:rFonts w:ascii="Cambria Math" w:hAnsi="Cambria Math"/>
-          <w:sz w:val="20"/>
-        </w:rPr>
-        <w:t>\mathbf{x}' = \mathbf{c} + \begin{pmatrix} 1+\varepsilon_x &amp; 0 &amp; 0 \\ 0 &amp; 1+\varepsilon_y &amp; 0 \\ 0 &amp; 0 &amp; 1+\varepsilon_z \end{pmatrix} (\mathbf{x} - \mathbf{c})</w:t>
+          <w:sz w:val="22"/>
+        </w:rPr>
+        <w:t>x' = c +  ( 1+ε</w:t>
+      </w:r>
+      <w:r>
+        <w:rPr>
+          <w:rFonts w:ascii="Cambria Math" w:hAnsi="Cambria Math"/>
+          <w:sz w:val="22"/>
+        </w:rPr>
+        <w:t>ₓ</w:t>
+      </w:r>
+      <w:r>
+        <w:rPr>
+          <w:rFonts w:ascii="Cambria Math" w:hAnsi="Cambria Math"/>
+          <w:sz w:val="22"/>
+        </w:rPr>
+        <w:t>, 0, 0 ; 0, 1+ε</w:t>
+      </w:r>
+      <w:r>
+        <w:rPr>
+          <w:rFonts w:ascii="Cambria Math" w:hAnsi="Cambria Math"/>
+          <w:sz w:val="22"/>
+          <w:vertAlign w:val="subscript"/>
+        </w:rPr>
+        <w:t>y</w:t>
+      </w:r>
+      <w:r>
+        <w:rPr>
+          <w:rFonts w:ascii="Cambria Math" w:hAnsi="Cambria Math"/>
+          <w:sz w:val="22"/>
+        </w:rPr>
+        <w:t>, 0 ; 0, 0, 1+ε</w:t>
+      </w:r>
+      <w:r>
+        <w:rPr>
+          <w:rFonts w:ascii="Cambria Math" w:hAnsi="Cambria Math"/>
+          <w:sz w:val="22"/>
+          <w:vertAlign w:val="subscript"/>
+        </w:rPr>
+        <w:t>z</w:t>
+      </w:r>
+      <w:r>
+        <w:rPr>
+          <w:rFonts w:ascii="Cambria Math" w:hAnsi="Cambria Math"/>
+          <w:sz w:val="22"/>
+        </w:rPr>
+        <w:t xml:space="preserve"> )  (x - c)</w:t>
       </w:r>
     </w:p>
     <w:p>
@@ -2740,9 +3685,67 @@
       <w:r>
         <w:rPr>
           <w:rFonts w:ascii="Cambria Math" w:hAnsi="Cambria Math"/>
-          <w:sz w:val="20"/>
-        </w:rPr>
-        <w:t>\sigma_{xx} = -(\lambda + 2\mu)\varepsilon_x - \lambda(\varepsilon_y + \varepsilon_z)</w:t>
+          <w:sz w:val="22"/>
+        </w:rPr>
+        <w:t>σ</w:t>
+      </w:r>
+      <w:r>
+        <w:rPr>
+          <w:rFonts w:ascii="Cambria Math" w:hAnsi="Cambria Math"/>
+          <w:sz w:val="22"/>
+        </w:rPr>
+        <w:t>ₓₓ</w:t>
+      </w:r>
+      <w:r>
+        <w:rPr>
+          <w:rFonts w:ascii="Cambria Math" w:hAnsi="Cambria Math"/>
+          <w:sz w:val="22"/>
+        </w:rPr>
+        <w:t xml:space="preserve"> = -(λ + 2μ)ε</w:t>
+      </w:r>
+      <w:r>
+        <w:rPr>
+          <w:rFonts w:ascii="Cambria Math" w:hAnsi="Cambria Math"/>
+          <w:sz w:val="22"/>
+        </w:rPr>
+        <w:t>ₓ</w:t>
+      </w:r>
+      <w:r>
+        <w:rPr>
+          <w:rFonts w:ascii="Cambria Math" w:hAnsi="Cambria Math"/>
+          <w:sz w:val="22"/>
+        </w:rPr>
+        <w:t xml:space="preserve"> - λ(ε</w:t>
+      </w:r>
+      <w:r>
+        <w:rPr>
+          <w:rFonts w:ascii="Cambria Math" w:hAnsi="Cambria Math"/>
+          <w:sz w:val="22"/>
+          <w:vertAlign w:val="subscript"/>
+        </w:rPr>
+        <w:t>y</w:t>
+      </w:r>
+      <w:r>
+        <w:rPr>
+          <w:rFonts w:ascii="Cambria Math" w:hAnsi="Cambria Math"/>
+          <w:sz w:val="22"/>
+        </w:rPr>
+        <w:t xml:space="preserve"> + ε</w:t>
+      </w:r>
+      <w:r>
+        <w:rPr>
+          <w:rFonts w:ascii="Cambria Math" w:hAnsi="Cambria Math"/>
+          <w:sz w:val="22"/>
+          <w:vertAlign w:val="subscript"/>
+        </w:rPr>
+        <w:t>z</w:t>
+      </w:r>
+      <w:r>
+        <w:rPr>
+          <w:rFonts w:ascii="Cambria Math" w:hAnsi="Cambria Math"/>
+          <w:sz w:val="22"/>
+        </w:rPr>
+        <w:t>)</w:t>
       </w:r>
     </w:p>
     <w:p>
@@ -5377,9 +6380,303 @@
       <w:r>
         <w:rPr>
           <w:rFonts w:ascii="Cambria Math" w:hAnsi="Cambria Math"/>
-          <w:sz w:val="20"/>
-        </w:rPr>
-        <w:t>\kappa_1 = -\frac{\partial^2 w}{\partial x_1^2}, \quad \kappa_2 = -\frac{\partial^2 w}{\partial x_2^2}, \quad \kappa_{12} = -\frac{\partial^2 w}{\partial x_1 \partial x_2}</w:t>
+          <w:sz w:val="22"/>
+        </w:rPr>
+        <w:t>κ</w:t>
+      </w:r>
+      <w:r>
+        <w:rPr>
+          <w:rFonts w:ascii="Cambria Math" w:hAnsi="Cambria Math"/>
+          <w:sz w:val="22"/>
+        </w:rPr>
+        <w:t>₁</w:t>
+      </w:r>
+      <w:r>
+        <w:rPr>
+          <w:rFonts w:ascii="Cambria Math" w:hAnsi="Cambria Math"/>
+          <w:sz w:val="22"/>
+        </w:rPr>
+        <w:t xml:space="preserve"> = -</w:t>
+      </w:r>
+      <w:r>
+        <w:rPr>
+          <w:rFonts w:ascii="Cambria Math" w:hAnsi="Cambria Math"/>
+          <w:sz w:val="22"/>
+        </w:rPr>
+        <w:t>(</w:t>
+      </w:r>
+      <w:r>
+        <w:rPr>
+          <w:rFonts w:ascii="Cambria Math" w:hAnsi="Cambria Math"/>
+          <w:sz w:val="22"/>
+        </w:rPr>
+        <w:t>∂</w:t>
+      </w:r>
+      <w:r>
+        <w:rPr>
+          <w:rFonts w:ascii="Cambria Math" w:hAnsi="Cambria Math"/>
+          <w:sz w:val="22"/>
+        </w:rPr>
+        <w:t>²</w:t>
+      </w:r>
+      <w:r>
+        <w:rPr>
+          <w:rFonts w:ascii="Cambria Math" w:hAnsi="Cambria Math"/>
+          <w:sz w:val="22"/>
+        </w:rPr>
+        <w:t xml:space="preserve"> w</w:t>
+      </w:r>
+      <w:r>
+        <w:rPr>
+          <w:rFonts w:ascii="Cambria Math" w:hAnsi="Cambria Math"/>
+          <w:sz w:val="22"/>
+        </w:rPr>
+        <w:t>)</w:t>
+      </w:r>
+      <w:r>
+        <w:rPr>
+          <w:rFonts w:ascii="Cambria Math" w:hAnsi="Cambria Math"/>
+          <w:sz w:val="22"/>
+        </w:rPr>
+        <w:t xml:space="preserve"> / </w:t>
+      </w:r>
+      <w:r>
+        <w:rPr>
+          <w:rFonts w:ascii="Cambria Math" w:hAnsi="Cambria Math"/>
+          <w:sz w:val="22"/>
+        </w:rPr>
+        <w:t>(</w:t>
+      </w:r>
+      <w:r>
+        <w:rPr>
+          <w:rFonts w:ascii="Cambria Math" w:hAnsi="Cambria Math"/>
+          <w:sz w:val="22"/>
+        </w:rPr>
+        <w:t>∂ x</w:t>
+      </w:r>
+      <w:r>
+        <w:rPr>
+          <w:rFonts w:ascii="Cambria Math" w:hAnsi="Cambria Math"/>
+          <w:sz w:val="22"/>
+        </w:rPr>
+        <w:t>₁</w:t>
+      </w:r>
+      <w:r>
+        <w:rPr>
+          <w:rFonts w:ascii="Cambria Math" w:hAnsi="Cambria Math"/>
+          <w:sz w:val="22"/>
+        </w:rPr>
+        <w:t>²</w:t>
+      </w:r>
+      <w:r>
+        <w:rPr>
+          <w:rFonts w:ascii="Cambria Math" w:hAnsi="Cambria Math"/>
+          <w:sz w:val="22"/>
+        </w:rPr>
+        <w:t>)</w:t>
+      </w:r>
+      <w:r>
+        <w:rPr>
+          <w:rFonts w:ascii="Cambria Math" w:hAnsi="Cambria Math"/>
+          <w:sz w:val="22"/>
+        </w:rPr>
+        <w:t>,     κ</w:t>
+      </w:r>
+      <w:r>
+        <w:rPr>
+          <w:rFonts w:ascii="Cambria Math" w:hAnsi="Cambria Math"/>
+          <w:sz w:val="22"/>
+        </w:rPr>
+        <w:t>₂</w:t>
+      </w:r>
+      <w:r>
+        <w:rPr>
+          <w:rFonts w:ascii="Cambria Math" w:hAnsi="Cambria Math"/>
+          <w:sz w:val="22"/>
+        </w:rPr>
+        <w:t xml:space="preserve"> = -</w:t>
+      </w:r>
+      <w:r>
+        <w:rPr>
+          <w:rFonts w:ascii="Cambria Math" w:hAnsi="Cambria Math"/>
+          <w:sz w:val="22"/>
+        </w:rPr>
+        <w:t>(</w:t>
+      </w:r>
+      <w:r>
+        <w:rPr>
+          <w:rFonts w:ascii="Cambria Math" w:hAnsi="Cambria Math"/>
+          <w:sz w:val="22"/>
+        </w:rPr>
+        <w:t>∂</w:t>
+      </w:r>
+      <w:r>
+        <w:rPr>
+          <w:rFonts w:ascii="Cambria Math" w:hAnsi="Cambria Math"/>
+          <w:sz w:val="22"/>
+        </w:rPr>
+        <w:t>²</w:t>
+      </w:r>
+      <w:r>
+        <w:rPr>
+          <w:rFonts w:ascii="Cambria Math" w:hAnsi="Cambria Math"/>
+          <w:sz w:val="22"/>
+        </w:rPr>
+        <w:t xml:space="preserve"> w</w:t>
+      </w:r>
+      <w:r>
+        <w:rPr>
+          <w:rFonts w:ascii="Cambria Math" w:hAnsi="Cambria Math"/>
+          <w:sz w:val="22"/>
+        </w:rPr>
+        <w:t>)</w:t>
+      </w:r>
+      <w:r>
+        <w:rPr>
+          <w:rFonts w:ascii="Cambria Math" w:hAnsi="Cambria Math"/>
+          <w:sz w:val="22"/>
+        </w:rPr>
+        <w:t xml:space="preserve"> / </w:t>
+      </w:r>
+      <w:r>
+        <w:rPr>
+          <w:rFonts w:ascii="Cambria Math" w:hAnsi="Cambria Math"/>
+          <w:sz w:val="22"/>
+        </w:rPr>
+        <w:t>(</w:t>
+      </w:r>
+      <w:r>
+        <w:rPr>
+          <w:rFonts w:ascii="Cambria Math" w:hAnsi="Cambria Math"/>
+          <w:sz w:val="22"/>
+        </w:rPr>
+        <w:t>∂ x</w:t>
+      </w:r>
+      <w:r>
+        <w:rPr>
+          <w:rFonts w:ascii="Cambria Math" w:hAnsi="Cambria Math"/>
+          <w:sz w:val="22"/>
+        </w:rPr>
+        <w:t>₂</w:t>
+      </w:r>
+      <w:r>
+        <w:rPr>
+          <w:rFonts w:ascii="Cambria Math" w:hAnsi="Cambria Math"/>
+          <w:sz w:val="22"/>
+        </w:rPr>
+        <w:t>²</w:t>
+      </w:r>
+      <w:r>
+        <w:rPr>
+          <w:rFonts w:ascii="Cambria Math" w:hAnsi="Cambria Math"/>
+          <w:sz w:val="22"/>
+        </w:rPr>
+        <w:t>)</w:t>
+      </w:r>
+      <w:r>
+        <w:rPr>
+          <w:rFonts w:ascii="Cambria Math" w:hAnsi="Cambria Math"/>
+          <w:sz w:val="22"/>
+        </w:rPr>
+        <w:t>,     κ</w:t>
+      </w:r>
+      <w:r>
+        <w:rPr>
+          <w:rFonts w:ascii="Cambria Math" w:hAnsi="Cambria Math"/>
+          <w:sz w:val="22"/>
+        </w:rPr>
+        <w:t>₁₂</w:t>
+      </w:r>
+      <w:r>
+        <w:rPr>
+          <w:rFonts w:ascii="Cambria Math" w:hAnsi="Cambria Math"/>
+          <w:sz w:val="22"/>
+        </w:rPr>
+        <w:t xml:space="preserve"> = -</w:t>
+      </w:r>
+      <w:r>
+        <w:rPr>
+          <w:rFonts w:ascii="Cambria Math" w:hAnsi="Cambria Math"/>
+          <w:sz w:val="22"/>
+        </w:rPr>
+        <w:t>(</w:t>
+      </w:r>
+      <w:r>
+        <w:rPr>
+          <w:rFonts w:ascii="Cambria Math" w:hAnsi="Cambria Math"/>
+          <w:sz w:val="22"/>
+        </w:rPr>
+        <w:t>∂</w:t>
+      </w:r>
+      <w:r>
+        <w:rPr>
+          <w:rFonts w:ascii="Cambria Math" w:hAnsi="Cambria Math"/>
+          <w:sz w:val="22"/>
+        </w:rPr>
+        <w:t>²</w:t>
+      </w:r>
+      <w:r>
+        <w:rPr>
+          <w:rFonts w:ascii="Cambria Math" w:hAnsi="Cambria Math"/>
+          <w:sz w:val="22"/>
+        </w:rPr>
+        <w:t xml:space="preserve"> w</w:t>
+      </w:r>
+      <w:r>
+        <w:rPr>
+          <w:rFonts w:ascii="Cambria Math" w:hAnsi="Cambria Math"/>
+          <w:sz w:val="22"/>
+        </w:rPr>
+        <w:t>)</w:t>
+      </w:r>
+      <w:r>
+        <w:rPr>
+          <w:rFonts w:ascii="Cambria Math" w:hAnsi="Cambria Math"/>
+          <w:sz w:val="22"/>
+        </w:rPr>
+        <w:t xml:space="preserve"> / </w:t>
+      </w:r>
+      <w:r>
+        <w:rPr>
+          <w:rFonts w:ascii="Cambria Math" w:hAnsi="Cambria Math"/>
+          <w:sz w:val="22"/>
+        </w:rPr>
+        <w:t>(</w:t>
+      </w:r>
+      <w:r>
+        <w:rPr>
+          <w:rFonts w:ascii="Cambria Math" w:hAnsi="Cambria Math"/>
+          <w:sz w:val="22"/>
+        </w:rPr>
+        <w:t>∂ x</w:t>
+      </w:r>
+      <w:r>
+        <w:rPr>
+          <w:rFonts w:ascii="Cambria Math" w:hAnsi="Cambria Math"/>
+          <w:sz w:val="22"/>
+        </w:rPr>
+        <w:t>₁</w:t>
+      </w:r>
+      <w:r>
+        <w:rPr>
+          <w:rFonts w:ascii="Cambria Math" w:hAnsi="Cambria Math"/>
+          <w:sz w:val="22"/>
+        </w:rPr>
+        <w:t xml:space="preserve"> ∂ x</w:t>
+      </w:r>
+      <w:r>
+        <w:rPr>
+          <w:rFonts w:ascii="Cambria Math" w:hAnsi="Cambria Math"/>
+          <w:sz w:val="22"/>
+        </w:rPr>
+        <w:t>₂</w:t>
+      </w:r>
+      <w:r>
+        <w:rPr>
+          <w:rFonts w:ascii="Cambria Math" w:hAnsi="Cambria Math"/>
+          <w:sz w:val="22"/>
+        </w:rPr>
+        <w:t>)</w:t>
       </w:r>
     </w:p>
     <w:p>
@@ -5399,9 +6696,86 @@
       <w:r>
         <w:rPr>
           <w:rFonts w:ascii="Cambria Math" w:hAnsi="Cambria Math"/>
-          <w:sz w:val="20"/>
-        </w:rPr>
-        <w:t>\varepsilon_{11} = d \cdot \kappa_1, \quad \varepsilon_{22} = d \cdot \kappa_2, \quad \varepsilon_{12} = d \cdot \kappa_{12}</w:t>
+          <w:sz w:val="22"/>
+        </w:rPr>
+        <w:t>ε</w:t>
+      </w:r>
+      <w:r>
+        <w:rPr>
+          <w:rFonts w:ascii="Cambria Math" w:hAnsi="Cambria Math"/>
+          <w:sz w:val="22"/>
+        </w:rPr>
+        <w:t>₁₁</w:t>
+      </w:r>
+      <w:r>
+        <w:rPr>
+          <w:rFonts w:ascii="Cambria Math" w:hAnsi="Cambria Math"/>
+          <w:sz w:val="22"/>
+        </w:rPr>
+        <w:t xml:space="preserve"> = d · κ</w:t>
+      </w:r>
+      <w:r>
+        <w:rPr>
+          <w:rFonts w:ascii="Cambria Math" w:hAnsi="Cambria Math"/>
+          <w:sz w:val="22"/>
+        </w:rPr>
+        <w:t>₁</w:t>
+      </w:r>
+      <w:r>
+        <w:rPr>
+          <w:rFonts w:ascii="Cambria Math" w:hAnsi="Cambria Math"/>
+          <w:sz w:val="22"/>
+        </w:rPr>
+        <w:t>,     ε</w:t>
+      </w:r>
+      <w:r>
+        <w:rPr>
+          <w:rFonts w:ascii="Cambria Math" w:hAnsi="Cambria Math"/>
+          <w:sz w:val="22"/>
+        </w:rPr>
+        <w:t>₂₂</w:t>
+      </w:r>
+      <w:r>
+        <w:rPr>
+          <w:rFonts w:ascii="Cambria Math" w:hAnsi="Cambria Math"/>
+          <w:sz w:val="22"/>
+        </w:rPr>
+        <w:t xml:space="preserve"> = d · κ</w:t>
+      </w:r>
+      <w:r>
+        <w:rPr>
+          <w:rFonts w:ascii="Cambria Math" w:hAnsi="Cambria Math"/>
+          <w:sz w:val="22"/>
+        </w:rPr>
+        <w:t>₂</w:t>
+      </w:r>
+      <w:r>
+        <w:rPr>
+          <w:rFonts w:ascii="Cambria Math" w:hAnsi="Cambria Math"/>
+          <w:sz w:val="22"/>
+        </w:rPr>
+        <w:t>,     ε</w:t>
+      </w:r>
+      <w:r>
+        <w:rPr>
+          <w:rFonts w:ascii="Cambria Math" w:hAnsi="Cambria Math"/>
+          <w:sz w:val="22"/>
+        </w:rPr>
+        <w:t>₁₂</w:t>
+      </w:r>
+      <w:r>
+        <w:rPr>
+          <w:rFonts w:ascii="Cambria Math" w:hAnsi="Cambria Math"/>
+          <w:sz w:val="22"/>
+        </w:rPr>
+        <w:t xml:space="preserve"> = d · κ</w:t>
+      </w:r>
+      <w:r>
+        <w:rPr>
+          <w:rFonts w:ascii="Cambria Math" w:hAnsi="Cambria Math"/>
+          <w:sz w:val="22"/>
+        </w:rPr>
+        <w:t>₁₂</w:t>
       </w:r>
     </w:p>
     <w:p>
@@ -5989,9 +7363,79 @@
       <w:r>
         <w:rPr>
           <w:rFonts w:ascii="Cambria Math" w:hAnsi="Cambria Math"/>
-          <w:sz w:val="20"/>
-        </w:rPr>
-        <w:t>k = \frac{\text{depth}}{r_1 + r_2}</w:t>
+          <w:sz w:val="22"/>
+        </w:rPr>
+        <w:t xml:space="preserve">k = </w:t>
+      </w:r>
+      <w:r>
+        <w:rPr>
+          <w:rFonts w:ascii="Cambria Math" w:hAnsi="Cambria Math"/>
+          <w:sz w:val="22"/>
+        </w:rPr>
+        <w:t>(</w:t>
+      </w:r>
+      <w:r>
+        <w:rPr>
+          <w:rFonts w:ascii="Cambria Math" w:hAnsi="Cambria Math"/>
+          <w:sz w:val="22"/>
+        </w:rPr>
+        <w:t>depth</w:t>
+      </w:r>
+      <w:r>
+        <w:rPr>
+          <w:rFonts w:ascii="Cambria Math" w:hAnsi="Cambria Math"/>
+          <w:sz w:val="22"/>
+        </w:rPr>
+        <w:t>)</w:t>
+      </w:r>
+      <w:r>
+        <w:rPr>
+          <w:rFonts w:ascii="Cambria Math" w:hAnsi="Cambria Math"/>
+          <w:sz w:val="22"/>
+        </w:rPr>
+        <w:t xml:space="preserve"> / </w:t>
+      </w:r>
+      <w:r>
+        <w:rPr>
+          <w:rFonts w:ascii="Cambria Math" w:hAnsi="Cambria Math"/>
+          <w:sz w:val="22"/>
+        </w:rPr>
+        <w:t>(</w:t>
+      </w:r>
+      <w:r>
+        <w:rPr>
+          <w:rFonts w:ascii="Cambria Math" w:hAnsi="Cambria Math"/>
+          <w:sz w:val="22"/>
+        </w:rPr>
+        <w:t>r</w:t>
+      </w:r>
+      <w:r>
+        <w:rPr>
+          <w:rFonts w:ascii="Cambria Math" w:hAnsi="Cambria Math"/>
+          <w:sz w:val="22"/>
+        </w:rPr>
+        <w:t>₁</w:t>
+      </w:r>
+      <w:r>
+        <w:rPr>
+          <w:rFonts w:ascii="Cambria Math" w:hAnsi="Cambria Math"/>
+          <w:sz w:val="22"/>
+        </w:rPr>
+        <w:t xml:space="preserve"> + r</w:t>
+      </w:r>
+      <w:r>
+        <w:rPr>
+          <w:rFonts w:ascii="Cambria Math" w:hAnsi="Cambria Math"/>
+          <w:sz w:val="22"/>
+        </w:rPr>
+        <w:t>₂</w:t>
+      </w:r>
+      <w:r>
+        <w:rPr>
+          <w:rFonts w:ascii="Cambria Math" w:hAnsi="Cambria Math"/>
+          <w:sz w:val="22"/>
+        </w:rPr>
+        <w:t>)</w:t>
       </w:r>
     </w:p>
     <w:p>
@@ -6014,7 +7458,77 @@
           <w:rFonts w:ascii="Cambria Math" w:hAnsi="Cambria Math"/>
           <w:sz w:val="20"/>
         </w:rPr>
-        <w:t>$h(d) = -\text{depth} + k \cdot r_1 (1 - \sqrt{1 - (d/r_1)^2})$</w:t>
+        <w:t>h(d) = -depth + k · r</w:t>
+      </w:r>
+      <w:r>
+        <w:rPr>
+          <w:rFonts w:ascii="Cambria Math" w:hAnsi="Cambria Math"/>
+          <w:sz w:val="20"/>
+        </w:rPr>
+        <w:t>₁</w:t>
+      </w:r>
+      <w:r>
+        <w:rPr>
+          <w:rFonts w:ascii="Cambria Math" w:hAnsi="Cambria Math"/>
+          <w:sz w:val="20"/>
+        </w:rPr>
+        <w:t xml:space="preserve"> (1 - </w:t>
+      </w:r>
+      <w:r>
+        <w:rPr>
+          <w:rFonts w:ascii="Cambria Math" w:hAnsi="Cambria Math"/>
+          <w:sz w:val="20"/>
+        </w:rPr>
+        <w:t>√</w:t>
+      </w:r>
+      <w:r>
+        <w:rPr>
+          <w:rFonts w:ascii="Cambria Math" w:hAnsi="Cambria Math"/>
+          <w:sz w:val="20"/>
+        </w:rPr>
+        <w:t>(</w:t>
+      </w:r>
+      <w:r>
+        <w:rPr>
+          <w:rFonts w:ascii="Cambria Math" w:hAnsi="Cambria Math"/>
+          <w:sz w:val="20"/>
+        </w:rPr>
+        <w:t>1 - (d/r</w:t>
+      </w:r>
+      <w:r>
+        <w:rPr>
+          <w:rFonts w:ascii="Cambria Math" w:hAnsi="Cambria Math"/>
+          <w:sz w:val="20"/>
+        </w:rPr>
+        <w:t>₁</w:t>
+      </w:r>
+      <w:r>
+        <w:rPr>
+          <w:rFonts w:ascii="Cambria Math" w:hAnsi="Cambria Math"/>
+          <w:sz w:val="20"/>
+        </w:rPr>
+        <w:t>)</w:t>
+      </w:r>
+      <w:r>
+        <w:rPr>
+          <w:rFonts w:ascii="Cambria Math" w:hAnsi="Cambria Math"/>
+          <w:sz w:val="20"/>
+        </w:rPr>
+        <w:t>²</w:t>
+      </w:r>
+      <w:r>
+        <w:rPr>
+          <w:rFonts w:ascii="Cambria Math" w:hAnsi="Cambria Math"/>
+          <w:sz w:val="20"/>
+        </w:rPr>
+        <w:t>)</w:t>
+      </w:r>
+      <w:r>
+        <w:rPr>
+          <w:rFonts w:ascii="Cambria Math" w:hAnsi="Cambria Math"/>
+          <w:sz w:val="20"/>
+        </w:rPr>
+        <w:t>)</w:t>
       </w:r>
     </w:p>
     <w:p>
@@ -6037,7 +7551,7 @@
           <w:rFonts w:ascii="Cambria Math" w:hAnsi="Cambria Math"/>
           <w:sz w:val="20"/>
         </w:rPr>
-        <w:t>$h(d) = -\text{depth}$</w:t>
+        <w:t>h(d) = -depth</w:t>
       </w:r>
     </w:p>
     <w:p>
@@ -6242,9 +7756,30 @@
       <w:r>
         <w:rPr>
           <w:rFonts w:ascii="Cambria Math" w:hAnsi="Cambria Math"/>
-          <w:sz w:val="20"/>
-        </w:rPr>
-        <w:t>\kappa = \frac{\theta}{L}</w:t>
+          <w:sz w:val="22"/>
+        </w:rPr>
+        <w:t xml:space="preserve">κ = </w:t>
+      </w:r>
+      <w:r>
+        <w:rPr>
+          <w:rFonts w:ascii="Cambria Math" w:hAnsi="Cambria Math"/>
+          <w:sz w:val="22"/>
+        </w:rPr>
+        <w:t>θ</w:t>
+      </w:r>
+      <w:r>
+        <w:rPr>
+          <w:rFonts w:ascii="Cambria Math" w:hAnsi="Cambria Math"/>
+          <w:sz w:val="22"/>
+        </w:rPr>
+        <w:t xml:space="preserve"> / </w:t>
+      </w:r>
+      <w:r>
+        <w:rPr>
+          <w:rFonts w:ascii="Cambria Math" w:hAnsi="Cambria Math"/>
+          <w:sz w:val="22"/>
+        </w:rPr>
+        <w:t>L</w:t>
       </w:r>
     </w:p>
     <w:p>
@@ -6264,9 +7799,65 @@
       <w:r>
         <w:rPr>
           <w:rFonts w:ascii="Cambria Math" w:hAnsi="Cambria Math"/>
-          <w:sz w:val="20"/>
-        </w:rPr>
-        <w:t>\text{EPS} = \frac{t}{\sqrt{3} L} \theta</w:t>
+          <w:sz w:val="22"/>
+        </w:rPr>
+        <w:t xml:space="preserve">EPS = </w:t>
+      </w:r>
+      <w:r>
+        <w:rPr>
+          <w:rFonts w:ascii="Cambria Math" w:hAnsi="Cambria Math"/>
+          <w:sz w:val="22"/>
+        </w:rPr>
+        <w:t>t</w:t>
+      </w:r>
+      <w:r>
+        <w:rPr>
+          <w:rFonts w:ascii="Cambria Math" w:hAnsi="Cambria Math"/>
+          <w:sz w:val="22"/>
+        </w:rPr>
+        <w:t xml:space="preserve"> / </w:t>
+      </w:r>
+      <w:r>
+        <w:rPr>
+          <w:rFonts w:ascii="Cambria Math" w:hAnsi="Cambria Math"/>
+          <w:sz w:val="22"/>
+        </w:rPr>
+        <w:t>(</w:t>
+      </w:r>
+      <w:r>
+        <w:rPr>
+          <w:rFonts w:ascii="Cambria Math" w:hAnsi="Cambria Math"/>
+          <w:sz w:val="22"/>
+        </w:rPr>
+        <w:t>√</w:t>
+      </w:r>
+      <w:r>
+        <w:rPr>
+          <w:rFonts w:ascii="Cambria Math" w:hAnsi="Cambria Math"/>
+          <w:sz w:val="22"/>
+        </w:rPr>
+        <w:t>3</w:t>
+      </w:r>
+      <w:r>
+        <w:rPr>
+          <w:rFonts w:ascii="Cambria Math" w:hAnsi="Cambria Math"/>
+          <w:sz w:val="22"/>
+        </w:rPr>
+        <w:t xml:space="preserve"> L</w:t>
+      </w:r>
+      <w:r>
+        <w:rPr>
+          <w:rFonts w:ascii="Cambria Math" w:hAnsi="Cambria Math"/>
+          <w:sz w:val="22"/>
+        </w:rPr>
+        <w:t>)</w:t>
+      </w:r>
+      <w:r>
+        <w:rPr>
+          <w:rFonts w:ascii="Cambria Math" w:hAnsi="Cambria Math"/>
+          <w:sz w:val="22"/>
+        </w:rPr>
+        <w:t xml:space="preserve"> θ</w:t>
       </w:r>
     </w:p>
     <w:p>
@@ -19338,9 +20929,81 @@
       <w:r>
         <w:rPr>
           <w:rFonts w:ascii="Cambria Math" w:hAnsi="Cambria Math"/>
-          <w:sz w:val="20"/>
-        </w:rPr>
-        <w:t>\sigma_{xx} = \sigma_{rr}\cos^2\theta + \sigma_{\theta\theta}\sin^2\theta</w:t>
+          <w:sz w:val="22"/>
+        </w:rPr>
+        <w:t>σ</w:t>
+      </w:r>
+      <w:r>
+        <w:rPr>
+          <w:rFonts w:ascii="Cambria Math" w:hAnsi="Cambria Math"/>
+          <w:sz w:val="22"/>
+        </w:rPr>
+        <w:t>ₓₓ</w:t>
+      </w:r>
+      <w:r>
+        <w:rPr>
+          <w:rFonts w:ascii="Cambria Math" w:hAnsi="Cambria Math"/>
+          <w:sz w:val="22"/>
+        </w:rPr>
+        <w:t xml:space="preserve"> = σ</w:t>
+      </w:r>
+      <w:r>
+        <w:rPr>
+          <w:rFonts w:ascii="Cambria Math" w:hAnsi="Cambria Math"/>
+          <w:sz w:val="22"/>
+          <w:vertAlign w:val="subscript"/>
+        </w:rPr>
+        <w:t>rr</w:t>
+      </w:r>
+      <w:r>
+        <w:rPr>
+          <w:rFonts w:ascii="Cambria Math" w:hAnsi="Cambria Math"/>
+          <w:sz w:val="22"/>
+        </w:rPr>
+        <w:t>cos</w:t>
+      </w:r>
+      <w:r>
+        <w:rPr>
+          <w:rFonts w:ascii="Cambria Math" w:hAnsi="Cambria Math"/>
+          <w:sz w:val="22"/>
+        </w:rPr>
+        <w:t>²</w:t>
+      </w:r>
+      <w:r>
+        <w:rPr>
+          <w:rFonts w:ascii="Cambria Math" w:hAnsi="Cambria Math"/>
+          <w:sz w:val="22"/>
+        </w:rPr>
+        <w:t>θ + σ</w:t>
+      </w:r>
+      <w:r>
+        <w:rPr>
+          <w:rFonts w:ascii="Cambria Math" w:hAnsi="Cambria Math"/>
+          <w:sz w:val="22"/>
+          <w:vertAlign w:val="subscript"/>
+        </w:rPr>
+        <w:t>θθ</w:t>
+      </w:r>
+      <w:r>
+        <w:rPr>
+          <w:rFonts w:ascii="Cambria Math" w:hAnsi="Cambria Math"/>
+          <w:sz w:val="22"/>
+        </w:rPr>
+        <w:t>sin</w:t>
+      </w:r>
+      <w:r>
+        <w:rPr>
+          <w:rFonts w:ascii="Cambria Math" w:hAnsi="Cambria Math"/>
+          <w:sz w:val="22"/>
+        </w:rPr>
+        <w:t>²</w:t>
+      </w:r>
+      <w:r>
+        <w:rPr>
+          <w:rFonts w:ascii="Cambria Math" w:hAnsi="Cambria Math"/>
+          <w:sz w:val="22"/>
+        </w:rPr>
+        <w:t>θ</w:t>
       </w:r>
     </w:p>
     <w:p>
@@ -19351,9 +21014,82 @@
       <w:r>
         <w:rPr>
           <w:rFonts w:ascii="Cambria Math" w:hAnsi="Cambria Math"/>
-          <w:sz w:val="20"/>
-        </w:rPr>
-        <w:t>\sigma_{yy} = \sigma_{rr}\sin^2\theta + \sigma_{\theta\theta}\cos^2\theta</w:t>
+          <w:sz w:val="22"/>
+        </w:rPr>
+        <w:t>σ</w:t>
+      </w:r>
+      <w:r>
+        <w:rPr>
+          <w:rFonts w:ascii="Cambria Math" w:hAnsi="Cambria Math"/>
+          <w:sz w:val="22"/>
+          <w:vertAlign w:val="subscript"/>
+        </w:rPr>
+        <w:t>yy</w:t>
+      </w:r>
+      <w:r>
+        <w:rPr>
+          <w:rFonts w:ascii="Cambria Math" w:hAnsi="Cambria Math"/>
+          <w:sz w:val="22"/>
+        </w:rPr>
+        <w:t xml:space="preserve"> = σ</w:t>
+      </w:r>
+      <w:r>
+        <w:rPr>
+          <w:rFonts w:ascii="Cambria Math" w:hAnsi="Cambria Math"/>
+          <w:sz w:val="22"/>
+          <w:vertAlign w:val="subscript"/>
+        </w:rPr>
+        <w:t>rr</w:t>
+      </w:r>
+      <w:r>
+        <w:rPr>
+          <w:rFonts w:ascii="Cambria Math" w:hAnsi="Cambria Math"/>
+          <w:sz w:val="22"/>
+        </w:rPr>
+        <w:t>sin</w:t>
+      </w:r>
+      <w:r>
+        <w:rPr>
+          <w:rFonts w:ascii="Cambria Math" w:hAnsi="Cambria Math"/>
+          <w:sz w:val="22"/>
+        </w:rPr>
+        <w:t>²</w:t>
+      </w:r>
+      <w:r>
+        <w:rPr>
+          <w:rFonts w:ascii="Cambria Math" w:hAnsi="Cambria Math"/>
+          <w:sz w:val="22"/>
+        </w:rPr>
+        <w:t>θ + σ</w:t>
+      </w:r>
+      <w:r>
+        <w:rPr>
+          <w:rFonts w:ascii="Cambria Math" w:hAnsi="Cambria Math"/>
+          <w:sz w:val="22"/>
+          <w:vertAlign w:val="subscript"/>
+        </w:rPr>
+        <w:t>θθ</w:t>
+      </w:r>
+      <w:r>
+        <w:rPr>
+          <w:rFonts w:ascii="Cambria Math" w:hAnsi="Cambria Math"/>
+          <w:sz w:val="22"/>
+        </w:rPr>
+        <w:t>cos</w:t>
+      </w:r>
+      <w:r>
+        <w:rPr>
+          <w:rFonts w:ascii="Cambria Math" w:hAnsi="Cambria Math"/>
+          <w:sz w:val="22"/>
+        </w:rPr>
+        <w:t>²</w:t>
+      </w:r>
+      <w:r>
+        <w:rPr>
+          <w:rFonts w:ascii="Cambria Math" w:hAnsi="Cambria Math"/>
+          <w:sz w:val="22"/>
+        </w:rPr>
+        <w:t>θ</w:t>
       </w:r>
     </w:p>
     <w:p>
@@ -19364,9 +21100,54 @@
       <w:r>
         <w:rPr>
           <w:rFonts w:ascii="Cambria Math" w:hAnsi="Cambria Math"/>
-          <w:sz w:val="20"/>
-        </w:rPr>
-        <w:t>\sigma_{xy} = (\sigma_{\theta\theta} - \sigma_{rr})\sin\theta\cos\theta</w:t>
+          <w:sz w:val="22"/>
+        </w:rPr>
+        <w:t>σ</w:t>
+      </w:r>
+      <w:r>
+        <w:rPr>
+          <w:rFonts w:ascii="Cambria Math" w:hAnsi="Cambria Math"/>
+          <w:sz w:val="22"/>
+          <w:vertAlign w:val="subscript"/>
+        </w:rPr>
+        <w:t>xy</w:t>
+      </w:r>
+      <w:r>
+        <w:rPr>
+          <w:rFonts w:ascii="Cambria Math" w:hAnsi="Cambria Math"/>
+          <w:sz w:val="22"/>
+        </w:rPr>
+        <w:t xml:space="preserve"> = (σ</w:t>
+      </w:r>
+      <w:r>
+        <w:rPr>
+          <w:rFonts w:ascii="Cambria Math" w:hAnsi="Cambria Math"/>
+          <w:sz w:val="22"/>
+          <w:vertAlign w:val="subscript"/>
+        </w:rPr>
+        <w:t>θθ</w:t>
+      </w:r>
+      <w:r>
+        <w:rPr>
+          <w:rFonts w:ascii="Cambria Math" w:hAnsi="Cambria Math"/>
+          <w:sz w:val="22"/>
+        </w:rPr>
+        <w:t xml:space="preserve"> - σ</w:t>
+      </w:r>
+      <w:r>
+        <w:rPr>
+          <w:rFonts w:ascii="Cambria Math" w:hAnsi="Cambria Math"/>
+          <w:sz w:val="22"/>
+          <w:vertAlign w:val="subscript"/>
+        </w:rPr>
+        <w:t>rr</w:t>
+      </w:r>
+      <w:r>
+        <w:rPr>
+          <w:rFonts w:ascii="Cambria Math" w:hAnsi="Cambria Math"/>
+          <w:sz w:val="22"/>
+        </w:rPr>
+        <w:t>)sinθcosθ</w:t>
       </w:r>
     </w:p>
     <w:p>
@@ -24965,9 +26746,109 @@
       <w:r>
         <w:rPr>
           <w:rFonts w:ascii="Cambria Math" w:hAnsi="Cambria Math"/>
-          <w:sz w:val="20"/>
-        </w:rPr>
-        <w:t>J_s = \frac{6\sqrt{2} \cdot V}{L_{max}^3}</w:t>
+          <w:sz w:val="22"/>
+        </w:rPr>
+        <w:t>J</w:t>
+      </w:r>
+      <w:r>
+        <w:rPr>
+          <w:rFonts w:ascii="Cambria Math" w:hAnsi="Cambria Math"/>
+          <w:sz w:val="22"/>
+          <w:vertAlign w:val="subscript"/>
+        </w:rPr>
+        <w:t>s</w:t>
+      </w:r>
+      <w:r>
+        <w:rPr>
+          <w:rFonts w:ascii="Cambria Math" w:hAnsi="Cambria Math"/>
+          <w:sz w:val="22"/>
+        </w:rPr>
+        <w:t xml:space="preserve"> = </w:t>
+      </w:r>
+      <w:r>
+        <w:rPr>
+          <w:rFonts w:ascii="Cambria Math" w:hAnsi="Cambria Math"/>
+          <w:sz w:val="22"/>
+        </w:rPr>
+        <w:t>(</w:t>
+      </w:r>
+      <w:r>
+        <w:rPr>
+          <w:rFonts w:ascii="Cambria Math" w:hAnsi="Cambria Math"/>
+          <w:sz w:val="22"/>
+        </w:rPr>
+        <w:t>6</w:t>
+      </w:r>
+      <w:r>
+        <w:rPr>
+          <w:rFonts w:ascii="Cambria Math" w:hAnsi="Cambria Math"/>
+          <w:sz w:val="22"/>
+        </w:rPr>
+        <w:t>√</w:t>
+      </w:r>
+      <w:r>
+        <w:rPr>
+          <w:rFonts w:ascii="Cambria Math" w:hAnsi="Cambria Math"/>
+          <w:sz w:val="22"/>
+        </w:rPr>
+        <w:t>2</w:t>
+      </w:r>
+      <w:r>
+        <w:rPr>
+          <w:rFonts w:ascii="Cambria Math" w:hAnsi="Cambria Math"/>
+          <w:sz w:val="22"/>
+        </w:rPr>
+        <w:t xml:space="preserve"> · V</w:t>
+      </w:r>
+      <w:r>
+        <w:rPr>
+          <w:rFonts w:ascii="Cambria Math" w:hAnsi="Cambria Math"/>
+          <w:sz w:val="22"/>
+        </w:rPr>
+        <w:t>)</w:t>
+      </w:r>
+      <w:r>
+        <w:rPr>
+          <w:rFonts w:ascii="Cambria Math" w:hAnsi="Cambria Math"/>
+          <w:sz w:val="22"/>
+        </w:rPr>
+        <w:t xml:space="preserve"> / </w:t>
+      </w:r>
+      <w:r>
+        <w:rPr>
+          <w:rFonts w:ascii="Cambria Math" w:hAnsi="Cambria Math"/>
+          <w:sz w:val="22"/>
+        </w:rPr>
+        <w:t>(</w:t>
+      </w:r>
+      <w:r>
+        <w:rPr>
+          <w:rFonts w:ascii="Cambria Math" w:hAnsi="Cambria Math"/>
+          <w:sz w:val="22"/>
+        </w:rPr>
+        <w:t>L</w:t>
+      </w:r>
+      <w:r>
+        <w:rPr>
+          <w:rFonts w:ascii="Cambria Math" w:hAnsi="Cambria Math"/>
+          <w:sz w:val="22"/>
+          <w:vertAlign w:val="subscript"/>
+        </w:rPr>
+        <w:t>max</w:t>
+      </w:r>
+      <w:r>
+        <w:rPr>
+          <w:rFonts w:ascii="Cambria Math" w:hAnsi="Cambria Math"/>
+          <w:sz w:val="22"/>
+        </w:rPr>
+        <w:t>³</w:t>
+      </w:r>
+      <w:r>
+        <w:rPr>
+          <w:rFonts w:ascii="Cambria Math" w:hAnsi="Cambria Math"/>
+          <w:sz w:val="22"/>
+        </w:rPr>
+        <w:t>)</w:t>
       </w:r>
     </w:p>
     <w:p>
@@ -24983,20 +26864,43 @@
           <w:rFonts w:ascii="Cambria Math" w:hAnsi="Cambria Math"/>
           <w:sz w:val="20"/>
         </w:rPr>
-        <w:t>$L_{max}$</w:t>
-      </w:r>
-      <w:r>
-        <w:rPr>
-          <w:rFonts w:ascii="맑은 고딕" w:hAnsi="맑은 고딕" w:eastAsia="맑은 고딕"/>
-        </w:rPr>
-        <w:t xml:space="preserve"> = 가장 긴 엣지 길이. 정규 TET4에서 </w:t>
+        <w:t>L</w:t>
       </w:r>
       <w:r>
         <w:rPr>
           <w:rFonts w:ascii="Cambria Math" w:hAnsi="Cambria Math"/>
           <w:sz w:val="20"/>
-        </w:rPr>
-        <w:t>$J_s = 1.0$</w:t>
+          <w:vertAlign w:val="subscript"/>
+        </w:rPr>
+        <w:t>max</w:t>
+      </w:r>
+      <w:r>
+        <w:rPr>
+          <w:rFonts w:ascii="맑은 고딕" w:hAnsi="맑은 고딕" w:eastAsia="맑은 고딕"/>
+        </w:rPr>
+        <w:t xml:space="preserve"> = 가장 긴 엣지 길이. 정규 TET4에서 </w:t>
+      </w:r>
+      <w:r>
+        <w:rPr>
+          <w:rFonts w:ascii="Cambria Math" w:hAnsi="Cambria Math"/>
+          <w:sz w:val="20"/>
+        </w:rPr>
+        <w:t>J</w:t>
+      </w:r>
+      <w:r>
+        <w:rPr>
+          <w:rFonts w:ascii="Cambria Math" w:hAnsi="Cambria Math"/>
+          <w:sz w:val="20"/>
+          <w:vertAlign w:val="subscript"/>
+        </w:rPr>
+        <w:t>s</w:t>
+      </w:r>
+      <w:r>
+        <w:rPr>
+          <w:rFonts w:ascii="Cambria Math" w:hAnsi="Cambria Math"/>
+          <w:sz w:val="20"/>
+        </w:rPr>
+        <w:t xml:space="preserve"> = 1.0</w:t>
       </w:r>
       <w:r>
         <w:rPr>
@@ -25339,9 +27243,32 @@
       <w:r>
         <w:rPr>
           <w:rFonts w:ascii="Cambria Math" w:hAnsi="Cambria Math"/>
-          <w:sz w:val="20"/>
-        </w:rPr>
-        <w:t>J_{s,min}^{corner} \approx 0.03 \sim 0.07 \quad \text{(기하 구속, 요소 크기와 무관)}</w:t>
+          <w:sz w:val="22"/>
+        </w:rPr>
+        <w:t>J</w:t>
+      </w:r>
+      <w:r>
+        <w:rPr>
+          <w:rFonts w:ascii="Cambria Math" w:hAnsi="Cambria Math"/>
+          <w:sz w:val="22"/>
+          <w:vertAlign w:val="subscript"/>
+        </w:rPr>
+        <w:t>s,min</w:t>
+      </w:r>
+      <w:r>
+        <w:rPr>
+          <w:rFonts w:ascii="Cambria Math" w:hAnsi="Cambria Math"/>
+          <w:sz w:val="22"/>
+          <w:vertAlign w:val="superscript"/>
+        </w:rPr>
+        <w:t>corner</w:t>
+      </w:r>
+      <w:r>
+        <w:rPr>
+          <w:rFonts w:ascii="Cambria Math" w:hAnsi="Cambria Math"/>
+          <w:sz w:val="22"/>
+        </w:rPr>
+        <w:t xml:space="preserve"> ≈ 0.03 ∼ 0.07     (기하 구속, 요소 크기와 무관)</w:t>
       </w:r>
     </w:p>
     <w:p>
@@ -26017,9 +27944,51 @@
       <w:r>
         <w:rPr>
           <w:rFonts w:ascii="Cambria Math" w:hAnsi="Cambria Math"/>
-          <w:sz w:val="20"/>
-        </w:rPr>
-        <w:t>\mathbf{x}(\xi,\eta,\zeta) = \sum_{i=1}^{8} N_i(\xi,\eta,\zeta)\,\mathbf{x}_i</w:t>
+          <w:sz w:val="22"/>
+        </w:rPr>
+        <w:t>x(ξ,η,ζ) = Σ</w:t>
+      </w:r>
+      <w:r>
+        <w:rPr>
+          <w:rFonts w:ascii="Cambria Math" w:hAnsi="Cambria Math"/>
+          <w:sz w:val="22"/>
+        </w:rPr>
+        <w:t>ᵢ₌₁</w:t>
+      </w:r>
+      <w:r>
+        <w:rPr>
+          <w:rFonts w:ascii="Cambria Math" w:hAnsi="Cambria Math"/>
+          <w:sz w:val="22"/>
+        </w:rPr>
+        <w:t>⁸</w:t>
+      </w:r>
+      <w:r>
+        <w:rPr>
+          <w:rFonts w:ascii="Cambria Math" w:hAnsi="Cambria Math"/>
+          <w:sz w:val="22"/>
+        </w:rPr>
+        <w:t xml:space="preserve"> N</w:t>
+      </w:r>
+      <w:r>
+        <w:rPr>
+          <w:rFonts w:ascii="Cambria Math" w:hAnsi="Cambria Math"/>
+          <w:sz w:val="22"/>
+        </w:rPr>
+        <w:t>ᵢ</w:t>
+      </w:r>
+      <w:r>
+        <w:rPr>
+          <w:rFonts w:ascii="Cambria Math" w:hAnsi="Cambria Math"/>
+          <w:sz w:val="22"/>
+        </w:rPr>
+        <w:t>(ξ,η,ζ) x</w:t>
+      </w:r>
+      <w:r>
+        <w:rPr>
+          <w:rFonts w:ascii="Cambria Math" w:hAnsi="Cambria Math"/>
+          <w:sz w:val="22"/>
+        </w:rPr>
+        <w:t>ᵢ</w:t>
       </w:r>
     </w:p>
     <w:p>
@@ -26039,9 +28008,38 @@
       <w:r>
         <w:rPr>
           <w:rFonts w:ascii="Cambria Math" w:hAnsi="Cambria Math"/>
-          <w:sz w:val="20"/>
-        </w:rPr>
-        <w:t>\begin{pmatrix} \Delta\xi \\ \Delta\eta \\ \Delta\zeta \end{pmatrix} = \mathbf{J}^{-1} (\mathbf{x}_{target} - \mathbf{x}(\xi,\eta,\zeta))</w:t>
+          <w:sz w:val="22"/>
+        </w:rPr>
+        <w:t>( Δξ ; Δη ; Δζ )  = J</w:t>
+      </w:r>
+      <w:r>
+        <w:rPr>
+          <w:rFonts w:ascii="Cambria Math" w:hAnsi="Cambria Math"/>
+          <w:sz w:val="22"/>
+        </w:rPr>
+        <w:t>⁻¹</w:t>
+      </w:r>
+      <w:r>
+        <w:rPr>
+          <w:rFonts w:ascii="Cambria Math" w:hAnsi="Cambria Math"/>
+          <w:sz w:val="22"/>
+        </w:rPr>
+        <w:t xml:space="preserve"> (x</w:t>
+      </w:r>
+      <w:r>
+        <w:rPr>
+          <w:rFonts w:ascii="Cambria Math" w:hAnsi="Cambria Math"/>
+          <w:sz w:val="22"/>
+          <w:vertAlign w:val="subscript"/>
+        </w:rPr>
+        <w:t>target</w:t>
+      </w:r>
+      <w:r>
+        <w:rPr>
+          <w:rFonts w:ascii="Cambria Math" w:hAnsi="Cambria Math"/>
+          <w:sz w:val="22"/>
+        </w:rPr>
+        <w:t xml:space="preserve"> - x(ξ,η,ζ))</w:t>
       </w:r>
     </w:p>
     <w:p>
@@ -26061,9 +28059,194 @@
       <w:r>
         <w:rPr>
           <w:rFonts w:ascii="Cambria Math" w:hAnsi="Cambria Math"/>
-          <w:sz w:val="20"/>
-        </w:rPr>
-        <w:t>J_{ij} = \frac{\partial x_i}{\partial \xi_j} = \sum_{k=1}^{8} \frac{\partial N_k}{\partial \xi_j} x_{ki}</w:t>
+          <w:sz w:val="22"/>
+        </w:rPr>
+        <w:t>J</w:t>
+      </w:r>
+      <w:r>
+        <w:rPr>
+          <w:rFonts w:ascii="Cambria Math" w:hAnsi="Cambria Math"/>
+          <w:sz w:val="22"/>
+        </w:rPr>
+        <w:t>ᵢⱼ</w:t>
+      </w:r>
+      <w:r>
+        <w:rPr>
+          <w:rFonts w:ascii="Cambria Math" w:hAnsi="Cambria Math"/>
+          <w:sz w:val="22"/>
+        </w:rPr>
+        <w:t xml:space="preserve"> = </w:t>
+      </w:r>
+      <w:r>
+        <w:rPr>
+          <w:rFonts w:ascii="Cambria Math" w:hAnsi="Cambria Math"/>
+          <w:sz w:val="22"/>
+        </w:rPr>
+        <w:t>(</w:t>
+      </w:r>
+      <w:r>
+        <w:rPr>
+          <w:rFonts w:ascii="Cambria Math" w:hAnsi="Cambria Math"/>
+          <w:sz w:val="22"/>
+        </w:rPr>
+        <w:t>∂ x</w:t>
+      </w:r>
+      <w:r>
+        <w:rPr>
+          <w:rFonts w:ascii="Cambria Math" w:hAnsi="Cambria Math"/>
+          <w:sz w:val="22"/>
+        </w:rPr>
+        <w:t>ᵢ</w:t>
+      </w:r>
+      <w:r>
+        <w:rPr>
+          <w:rFonts w:ascii="Cambria Math" w:hAnsi="Cambria Math"/>
+          <w:sz w:val="22"/>
+        </w:rPr>
+        <w:t>)</w:t>
+      </w:r>
+      <w:r>
+        <w:rPr>
+          <w:rFonts w:ascii="Cambria Math" w:hAnsi="Cambria Math"/>
+          <w:sz w:val="22"/>
+        </w:rPr>
+        <w:t xml:space="preserve"> / </w:t>
+      </w:r>
+      <w:r>
+        <w:rPr>
+          <w:rFonts w:ascii="Cambria Math" w:hAnsi="Cambria Math"/>
+          <w:sz w:val="22"/>
+        </w:rPr>
+        <w:t>(</w:t>
+      </w:r>
+      <w:r>
+        <w:rPr>
+          <w:rFonts w:ascii="Cambria Math" w:hAnsi="Cambria Math"/>
+          <w:sz w:val="22"/>
+        </w:rPr>
+        <w:t>∂ ξ</w:t>
+      </w:r>
+      <w:r>
+        <w:rPr>
+          <w:rFonts w:ascii="Cambria Math" w:hAnsi="Cambria Math"/>
+          <w:sz w:val="22"/>
+        </w:rPr>
+        <w:t>ⱼ</w:t>
+      </w:r>
+      <w:r>
+        <w:rPr>
+          <w:rFonts w:ascii="Cambria Math" w:hAnsi="Cambria Math"/>
+          <w:sz w:val="22"/>
+        </w:rPr>
+        <w:t>)</w:t>
+      </w:r>
+      <w:r>
+        <w:rPr>
+          <w:rFonts w:ascii="Cambria Math" w:hAnsi="Cambria Math"/>
+          <w:sz w:val="22"/>
+        </w:rPr>
+        <w:t xml:space="preserve"> = Σ</w:t>
+      </w:r>
+      <w:r>
+        <w:rPr>
+          <w:rFonts w:ascii="Cambria Math" w:hAnsi="Cambria Math"/>
+          <w:sz w:val="22"/>
+          <w:vertAlign w:val="subscript"/>
+        </w:rPr>
+        <w:t>k=1</w:t>
+      </w:r>
+      <w:r>
+        <w:rPr>
+          <w:rFonts w:ascii="Cambria Math" w:hAnsi="Cambria Math"/>
+          <w:sz w:val="22"/>
+        </w:rPr>
+        <w:t>⁸</w:t>
+      </w:r>
+      <w:r>
+        <w:rPr>
+          <w:rFonts w:ascii="Cambria Math" w:hAnsi="Cambria Math"/>
+          <w:sz w:val="22"/>
+        </w:rPr>
+        <w:t xml:space="preserve"> </w:t>
+      </w:r>
+      <w:r>
+        <w:rPr>
+          <w:rFonts w:ascii="Cambria Math" w:hAnsi="Cambria Math"/>
+          <w:sz w:val="22"/>
+        </w:rPr>
+        <w:t>(</w:t>
+      </w:r>
+      <w:r>
+        <w:rPr>
+          <w:rFonts w:ascii="Cambria Math" w:hAnsi="Cambria Math"/>
+          <w:sz w:val="22"/>
+        </w:rPr>
+        <w:t>∂ N</w:t>
+      </w:r>
+      <w:r>
+        <w:rPr>
+          <w:rFonts w:ascii="Cambria Math" w:hAnsi="Cambria Math"/>
+          <w:sz w:val="22"/>
+          <w:vertAlign w:val="subscript"/>
+        </w:rPr>
+        <w:t>k</w:t>
+      </w:r>
+      <w:r>
+        <w:rPr>
+          <w:rFonts w:ascii="Cambria Math" w:hAnsi="Cambria Math"/>
+          <w:sz w:val="22"/>
+        </w:rPr>
+        <w:t>)</w:t>
+      </w:r>
+      <w:r>
+        <w:rPr>
+          <w:rFonts w:ascii="Cambria Math" w:hAnsi="Cambria Math"/>
+          <w:sz w:val="22"/>
+        </w:rPr>
+        <w:t xml:space="preserve"> / </w:t>
+      </w:r>
+      <w:r>
+        <w:rPr>
+          <w:rFonts w:ascii="Cambria Math" w:hAnsi="Cambria Math"/>
+          <w:sz w:val="22"/>
+        </w:rPr>
+        <w:t>(</w:t>
+      </w:r>
+      <w:r>
+        <w:rPr>
+          <w:rFonts w:ascii="Cambria Math" w:hAnsi="Cambria Math"/>
+          <w:sz w:val="22"/>
+        </w:rPr>
+        <w:t>∂ ξ</w:t>
+      </w:r>
+      <w:r>
+        <w:rPr>
+          <w:rFonts w:ascii="Cambria Math" w:hAnsi="Cambria Math"/>
+          <w:sz w:val="22"/>
+        </w:rPr>
+        <w:t>ⱼ</w:t>
+      </w:r>
+      <w:r>
+        <w:rPr>
+          <w:rFonts w:ascii="Cambria Math" w:hAnsi="Cambria Math"/>
+          <w:sz w:val="22"/>
+        </w:rPr>
+        <w:t>)</w:t>
+      </w:r>
+      <w:r>
+        <w:rPr>
+          <w:rFonts w:ascii="Cambria Math" w:hAnsi="Cambria Math"/>
+          <w:sz w:val="22"/>
+        </w:rPr>
+        <w:t xml:space="preserve"> x</w:t>
+      </w:r>
+      <w:r>
+        <w:rPr>
+          <w:rFonts w:ascii="Cambria Math" w:hAnsi="Cambria Math"/>
+          <w:sz w:val="22"/>
+          <w:vertAlign w:val="subscript"/>
+        </w:rPr>
+        <w:t>ki</w:t>
       </w:r>
     </w:p>
     <w:p>
@@ -26091,9 +28274,86 @@
       <w:r>
         <w:rPr>
           <w:rFonts w:ascii="Cambria Math" w:hAnsi="Cambria Math"/>
-          <w:sz w:val="20"/>
-        </w:rPr>
-        <w:t>\lambda = \frac{E\nu}{(1+\nu)(1-2\nu)}, \quad \mu = G = \frac{E}{2(1+\nu)}</w:t>
+          <w:sz w:val="22"/>
+        </w:rPr>
+        <w:t xml:space="preserve">λ = </w:t>
+      </w:r>
+      <w:r>
+        <w:rPr>
+          <w:rFonts w:ascii="Cambria Math" w:hAnsi="Cambria Math"/>
+          <w:sz w:val="22"/>
+        </w:rPr>
+        <w:t>(</w:t>
+      </w:r>
+      <w:r>
+        <w:rPr>
+          <w:rFonts w:ascii="Cambria Math" w:hAnsi="Cambria Math"/>
+          <w:sz w:val="22"/>
+        </w:rPr>
+        <w:t>Eν</w:t>
+      </w:r>
+      <w:r>
+        <w:rPr>
+          <w:rFonts w:ascii="Cambria Math" w:hAnsi="Cambria Math"/>
+          <w:sz w:val="22"/>
+        </w:rPr>
+        <w:t>)</w:t>
+      </w:r>
+      <w:r>
+        <w:rPr>
+          <w:rFonts w:ascii="Cambria Math" w:hAnsi="Cambria Math"/>
+          <w:sz w:val="22"/>
+        </w:rPr>
+        <w:t xml:space="preserve"> / </w:t>
+      </w:r>
+      <w:r>
+        <w:rPr>
+          <w:rFonts w:ascii="Cambria Math" w:hAnsi="Cambria Math"/>
+          <w:sz w:val="22"/>
+        </w:rPr>
+        <w:t>(1+ν)(1-2ν)</w:t>
+      </w:r>
+      <w:r>
+        <w:rPr>
+          <w:rFonts w:ascii="Cambria Math" w:hAnsi="Cambria Math"/>
+          <w:sz w:val="22"/>
+        </w:rPr>
+        <w:t xml:space="preserve">,     μ = G = </w:t>
+      </w:r>
+      <w:r>
+        <w:rPr>
+          <w:rFonts w:ascii="Cambria Math" w:hAnsi="Cambria Math"/>
+          <w:sz w:val="22"/>
+        </w:rPr>
+        <w:t>E</w:t>
+      </w:r>
+      <w:r>
+        <w:rPr>
+          <w:rFonts w:ascii="Cambria Math" w:hAnsi="Cambria Math"/>
+          <w:sz w:val="22"/>
+        </w:rPr>
+        <w:t xml:space="preserve"> / </w:t>
+      </w:r>
+      <w:r>
+        <w:rPr>
+          <w:rFonts w:ascii="Cambria Math" w:hAnsi="Cambria Math"/>
+          <w:sz w:val="22"/>
+        </w:rPr>
+        <w:t>(</w:t>
+      </w:r>
+      <w:r>
+        <w:rPr>
+          <w:rFonts w:ascii="Cambria Math" w:hAnsi="Cambria Math"/>
+          <w:sz w:val="22"/>
+        </w:rPr>
+        <w:t>2(1+ν)</w:t>
+      </w:r>
+      <w:r>
+        <w:rPr>
+          <w:rFonts w:ascii="Cambria Math" w:hAnsi="Cambria Math"/>
+          <w:sz w:val="22"/>
+        </w:rPr>
+        <w:t>)</w:t>
       </w:r>
     </w:p>
     <w:p>
@@ -26113,9 +28373,187 @@
       <w:r>
         <w:rPr>
           <w:rFonts w:ascii="Cambria Math" w:hAnsi="Cambria Math"/>
-          <w:sz w:val="20"/>
-        </w:rPr>
-        <w:t>\begin{pmatrix} \sigma_{xx} \\ \sigma_{yy} \\ \sigma_{zz} \\ \sigma_{xy} \\ \sigma_{yz} \\ \sigma_{xz} \end{pmatrix} = \begin{pmatrix} \lambda+2\mu &amp; \lambda &amp; \lambda &amp; 0 &amp; 0 &amp; 0 \\ \lambda &amp; \lambda+2\mu &amp; \lambda &amp; 0 &amp; 0 &amp; 0 \\ \lambda &amp; \lambda &amp; \lambda+2\mu &amp; 0 &amp; 0 &amp; 0 \\ 0 &amp; 0 &amp; 0 &amp; \mu &amp; 0 &amp; 0 \\ 0 &amp; 0 &amp; 0 &amp; 0 &amp; \mu &amp; 0 \\ 0 &amp; 0 &amp; 0 &amp; 0 &amp; 0 &amp; \mu \end{pmatrix} \begin{pmatrix} \varepsilon_{xx} \\ \varepsilon_{yy} \\ \varepsilon_{zz} \\ 2\varepsilon_{xy} \\ 2\varepsilon_{yz} \\ 2\varepsilon_{xz} \end{pmatrix}</w:t>
+          <w:sz w:val="22"/>
+        </w:rPr>
+        <w:t>( σ</w:t>
+      </w:r>
+      <w:r>
+        <w:rPr>
+          <w:rFonts w:ascii="Cambria Math" w:hAnsi="Cambria Math"/>
+          <w:sz w:val="22"/>
+        </w:rPr>
+        <w:t>ₓₓ</w:t>
+      </w:r>
+      <w:r>
+        <w:rPr>
+          <w:rFonts w:ascii="Cambria Math" w:hAnsi="Cambria Math"/>
+          <w:sz w:val="22"/>
+        </w:rPr>
+        <w:t xml:space="preserve"> ; σ</w:t>
+      </w:r>
+      <w:r>
+        <w:rPr>
+          <w:rFonts w:ascii="Cambria Math" w:hAnsi="Cambria Math"/>
+          <w:sz w:val="22"/>
+          <w:vertAlign w:val="subscript"/>
+        </w:rPr>
+        <w:t>yy</w:t>
+      </w:r>
+      <w:r>
+        <w:rPr>
+          <w:rFonts w:ascii="Cambria Math" w:hAnsi="Cambria Math"/>
+          <w:sz w:val="22"/>
+        </w:rPr>
+        <w:t xml:space="preserve"> ; σ</w:t>
+      </w:r>
+      <w:r>
+        <w:rPr>
+          <w:rFonts w:ascii="Cambria Math" w:hAnsi="Cambria Math"/>
+          <w:sz w:val="22"/>
+          <w:vertAlign w:val="subscript"/>
+        </w:rPr>
+        <w:t>zz</w:t>
+      </w:r>
+      <w:r>
+        <w:rPr>
+          <w:rFonts w:ascii="Cambria Math" w:hAnsi="Cambria Math"/>
+          <w:sz w:val="22"/>
+        </w:rPr>
+        <w:t xml:space="preserve"> ; σ</w:t>
+      </w:r>
+      <w:r>
+        <w:rPr>
+          <w:rFonts w:ascii="Cambria Math" w:hAnsi="Cambria Math"/>
+          <w:sz w:val="22"/>
+          <w:vertAlign w:val="subscript"/>
+        </w:rPr>
+        <w:t>xy</w:t>
+      </w:r>
+      <w:r>
+        <w:rPr>
+          <w:rFonts w:ascii="Cambria Math" w:hAnsi="Cambria Math"/>
+          <w:sz w:val="22"/>
+        </w:rPr>
+        <w:t xml:space="preserve"> ; σ</w:t>
+      </w:r>
+      <w:r>
+        <w:rPr>
+          <w:rFonts w:ascii="Cambria Math" w:hAnsi="Cambria Math"/>
+          <w:sz w:val="22"/>
+          <w:vertAlign w:val="subscript"/>
+        </w:rPr>
+        <w:t>yz</w:t>
+      </w:r>
+      <w:r>
+        <w:rPr>
+          <w:rFonts w:ascii="Cambria Math" w:hAnsi="Cambria Math"/>
+          <w:sz w:val="22"/>
+        </w:rPr>
+        <w:t xml:space="preserve"> ; σ</w:t>
+      </w:r>
+      <w:r>
+        <w:rPr>
+          <w:rFonts w:ascii="Cambria Math" w:hAnsi="Cambria Math"/>
+          <w:sz w:val="22"/>
+          <w:vertAlign w:val="subscript"/>
+        </w:rPr>
+        <w:t>xz</w:t>
+      </w:r>
+      <w:r>
+        <w:rPr>
+          <w:rFonts w:ascii="Cambria Math" w:hAnsi="Cambria Math"/>
+          <w:sz w:val="22"/>
+        </w:rPr>
+        <w:t xml:space="preserve"> )  =  ( λ+2μ, λ, λ, 0, 0, 0 ; λ, λ+2μ, λ, 0, 0, 0 ; λ, λ, λ+2μ, 0, 0, 0 ; 0, 0, 0, μ, 0, 0 ; 0, 0, 0, 0, μ, 0 ; 0, 0, 0, 0, 0, μ )   ( ε</w:t>
+      </w:r>
+      <w:r>
+        <w:rPr>
+          <w:rFonts w:ascii="Cambria Math" w:hAnsi="Cambria Math"/>
+          <w:sz w:val="22"/>
+        </w:rPr>
+        <w:t>ₓₓ</w:t>
+      </w:r>
+      <w:r>
+        <w:rPr>
+          <w:rFonts w:ascii="Cambria Math" w:hAnsi="Cambria Math"/>
+          <w:sz w:val="22"/>
+        </w:rPr>
+        <w:t xml:space="preserve"> ; ε</w:t>
+      </w:r>
+      <w:r>
+        <w:rPr>
+          <w:rFonts w:ascii="Cambria Math" w:hAnsi="Cambria Math"/>
+          <w:sz w:val="22"/>
+          <w:vertAlign w:val="subscript"/>
+        </w:rPr>
+        <w:t>yy</w:t>
+      </w:r>
+      <w:r>
+        <w:rPr>
+          <w:rFonts w:ascii="Cambria Math" w:hAnsi="Cambria Math"/>
+          <w:sz w:val="22"/>
+        </w:rPr>
+        <w:t xml:space="preserve"> ; ε</w:t>
+      </w:r>
+      <w:r>
+        <w:rPr>
+          <w:rFonts w:ascii="Cambria Math" w:hAnsi="Cambria Math"/>
+          <w:sz w:val="22"/>
+          <w:vertAlign w:val="subscript"/>
+        </w:rPr>
+        <w:t>zz</w:t>
+      </w:r>
+      <w:r>
+        <w:rPr>
+          <w:rFonts w:ascii="Cambria Math" w:hAnsi="Cambria Math"/>
+          <w:sz w:val="22"/>
+        </w:rPr>
+        <w:t xml:space="preserve"> ; 2ε</w:t>
+      </w:r>
+      <w:r>
+        <w:rPr>
+          <w:rFonts w:ascii="Cambria Math" w:hAnsi="Cambria Math"/>
+          <w:sz w:val="22"/>
+          <w:vertAlign w:val="subscript"/>
+        </w:rPr>
+        <w:t>xy</w:t>
+      </w:r>
+      <w:r>
+        <w:rPr>
+          <w:rFonts w:ascii="Cambria Math" w:hAnsi="Cambria Math"/>
+          <w:sz w:val="22"/>
+        </w:rPr>
+        <w:t xml:space="preserve"> ; 2ε</w:t>
+      </w:r>
+      <w:r>
+        <w:rPr>
+          <w:rFonts w:ascii="Cambria Math" w:hAnsi="Cambria Math"/>
+          <w:sz w:val="22"/>
+          <w:vertAlign w:val="subscript"/>
+        </w:rPr>
+        <w:t>yz</w:t>
+      </w:r>
+      <w:r>
+        <w:rPr>
+          <w:rFonts w:ascii="Cambria Math" w:hAnsi="Cambria Math"/>
+          <w:sz w:val="22"/>
+        </w:rPr>
+        <w:t xml:space="preserve"> ; 2ε</w:t>
+      </w:r>
+      <w:r>
+        <w:rPr>
+          <w:rFonts w:ascii="Cambria Math" w:hAnsi="Cambria Math"/>
+          <w:sz w:val="22"/>
+          <w:vertAlign w:val="subscript"/>
+        </w:rPr>
+        <w:t>xz</w:t>
+      </w:r>
+      <w:r>
+        <w:rPr>
+          <w:rFonts w:ascii="Cambria Math" w:hAnsi="Cambria Math"/>
+          <w:sz w:val="22"/>
+        </w:rPr>
+        <w:t xml:space="preserve"> )</w:t>
       </w:r>
     </w:p>
     <w:p>
@@ -26143,9 +28581,86 @@
       <w:r>
         <w:rPr>
           <w:rFonts w:ascii="Cambria Math" w:hAnsi="Cambria Math"/>
-          <w:sz w:val="20"/>
-        </w:rPr>
-        <w:t>\varepsilon_{11}(z) = -z \kappa_{11}, \quad \varepsilon_{22}(z) = -z \kappa_{22}, \quad 2\varepsilon_{12}(z) = -2z \kappa_{12}</w:t>
+          <w:sz w:val="22"/>
+        </w:rPr>
+        <w:t>ε</w:t>
+      </w:r>
+      <w:r>
+        <w:rPr>
+          <w:rFonts w:ascii="Cambria Math" w:hAnsi="Cambria Math"/>
+          <w:sz w:val="22"/>
+        </w:rPr>
+        <w:t>₁₁</w:t>
+      </w:r>
+      <w:r>
+        <w:rPr>
+          <w:rFonts w:ascii="Cambria Math" w:hAnsi="Cambria Math"/>
+          <w:sz w:val="22"/>
+        </w:rPr>
+        <w:t>(z) = -z κ</w:t>
+      </w:r>
+      <w:r>
+        <w:rPr>
+          <w:rFonts w:ascii="Cambria Math" w:hAnsi="Cambria Math"/>
+          <w:sz w:val="22"/>
+        </w:rPr>
+        <w:t>₁₁</w:t>
+      </w:r>
+      <w:r>
+        <w:rPr>
+          <w:rFonts w:ascii="Cambria Math" w:hAnsi="Cambria Math"/>
+          <w:sz w:val="22"/>
+        </w:rPr>
+        <w:t>,     ε</w:t>
+      </w:r>
+      <w:r>
+        <w:rPr>
+          <w:rFonts w:ascii="Cambria Math" w:hAnsi="Cambria Math"/>
+          <w:sz w:val="22"/>
+        </w:rPr>
+        <w:t>₂₂</w:t>
+      </w:r>
+      <w:r>
+        <w:rPr>
+          <w:rFonts w:ascii="Cambria Math" w:hAnsi="Cambria Math"/>
+          <w:sz w:val="22"/>
+        </w:rPr>
+        <w:t>(z) = -z κ</w:t>
+      </w:r>
+      <w:r>
+        <w:rPr>
+          <w:rFonts w:ascii="Cambria Math" w:hAnsi="Cambria Math"/>
+          <w:sz w:val="22"/>
+        </w:rPr>
+        <w:t>₂₂</w:t>
+      </w:r>
+      <w:r>
+        <w:rPr>
+          <w:rFonts w:ascii="Cambria Math" w:hAnsi="Cambria Math"/>
+          <w:sz w:val="22"/>
+        </w:rPr>
+        <w:t>,     2ε</w:t>
+      </w:r>
+      <w:r>
+        <w:rPr>
+          <w:rFonts w:ascii="Cambria Math" w:hAnsi="Cambria Math"/>
+          <w:sz w:val="22"/>
+        </w:rPr>
+        <w:t>₁₂</w:t>
+      </w:r>
+      <w:r>
+        <w:rPr>
+          <w:rFonts w:ascii="Cambria Math" w:hAnsi="Cambria Math"/>
+          <w:sz w:val="22"/>
+        </w:rPr>
+        <w:t>(z) = -2z κ</w:t>
+      </w:r>
+      <w:r>
+        <w:rPr>
+          <w:rFonts w:ascii="Cambria Math" w:hAnsi="Cambria Math"/>
+          <w:sz w:val="22"/>
+        </w:rPr>
+        <w:t>₁₂</w:t>
       </w:r>
     </w:p>
     <w:p>
@@ -26165,9 +28680,79 @@
       <w:r>
         <w:rPr>
           <w:rFonts w:ascii="Cambria Math" w:hAnsi="Cambria Math"/>
-          <w:sz w:val="20"/>
-        </w:rPr>
-        <w:t>D = \frac{E t^3}{12(1-\nu^2)}</w:t>
+          <w:sz w:val="22"/>
+        </w:rPr>
+        <w:t xml:space="preserve">D = </w:t>
+      </w:r>
+      <w:r>
+        <w:rPr>
+          <w:rFonts w:ascii="Cambria Math" w:hAnsi="Cambria Math"/>
+          <w:sz w:val="22"/>
+        </w:rPr>
+        <w:t>(</w:t>
+      </w:r>
+      <w:r>
+        <w:rPr>
+          <w:rFonts w:ascii="Cambria Math" w:hAnsi="Cambria Math"/>
+          <w:sz w:val="22"/>
+        </w:rPr>
+        <w:t>E t</w:t>
+      </w:r>
+      <w:r>
+        <w:rPr>
+          <w:rFonts w:ascii="Cambria Math" w:hAnsi="Cambria Math"/>
+          <w:sz w:val="22"/>
+        </w:rPr>
+        <w:t>³</w:t>
+      </w:r>
+      <w:r>
+        <w:rPr>
+          <w:rFonts w:ascii="Cambria Math" w:hAnsi="Cambria Math"/>
+          <w:sz w:val="22"/>
+        </w:rPr>
+        <w:t>)</w:t>
+      </w:r>
+      <w:r>
+        <w:rPr>
+          <w:rFonts w:ascii="Cambria Math" w:hAnsi="Cambria Math"/>
+          <w:sz w:val="22"/>
+        </w:rPr>
+        <w:t xml:space="preserve"> / </w:t>
+      </w:r>
+      <w:r>
+        <w:rPr>
+          <w:rFonts w:ascii="Cambria Math" w:hAnsi="Cambria Math"/>
+          <w:sz w:val="22"/>
+        </w:rPr>
+        <w:t>(</w:t>
+      </w:r>
+      <w:r>
+        <w:rPr>
+          <w:rFonts w:ascii="Cambria Math" w:hAnsi="Cambria Math"/>
+          <w:sz w:val="22"/>
+        </w:rPr>
+        <w:t>12(1-ν</w:t>
+      </w:r>
+      <w:r>
+        <w:rPr>
+          <w:rFonts w:ascii="Cambria Math" w:hAnsi="Cambria Math"/>
+          <w:sz w:val="22"/>
+        </w:rPr>
+        <w:t>²</w:t>
+      </w:r>
+      <w:r>
+        <w:rPr>
+          <w:rFonts w:ascii="Cambria Math" w:hAnsi="Cambria Math"/>
+          <w:sz w:val="22"/>
+        </w:rPr>
+        <w:t>)</w:t>
+      </w:r>
+      <w:r>
+        <w:rPr>
+          <w:rFonts w:ascii="Cambria Math" w:hAnsi="Cambria Math"/>
+          <w:sz w:val="22"/>
+        </w:rPr>
+        <w:t>)</w:t>
       </w:r>
     </w:p>
     <w:p>
@@ -26178,9 +28763,114 @@
       <w:r>
         <w:rPr>
           <w:rFonts w:ascii="Cambria Math" w:hAnsi="Cambria Math"/>
-          <w:sz w:val="20"/>
-        </w:rPr>
-        <w:t>M_{11} = D(\kappa_{11} + \nu \kappa_{22}), \quad M_{22} = D(\kappa_{22} + \nu \kappa_{11}), \quad M_{12} = D(1-\nu)\kappa_{12}</w:t>
+          <w:sz w:val="22"/>
+        </w:rPr>
+        <w:t>M</w:t>
+      </w:r>
+      <w:r>
+        <w:rPr>
+          <w:rFonts w:ascii="Cambria Math" w:hAnsi="Cambria Math"/>
+          <w:sz w:val="22"/>
+        </w:rPr>
+        <w:t>₁₁</w:t>
+      </w:r>
+      <w:r>
+        <w:rPr>
+          <w:rFonts w:ascii="Cambria Math" w:hAnsi="Cambria Math"/>
+          <w:sz w:val="22"/>
+        </w:rPr>
+        <w:t xml:space="preserve"> = D(κ</w:t>
+      </w:r>
+      <w:r>
+        <w:rPr>
+          <w:rFonts w:ascii="Cambria Math" w:hAnsi="Cambria Math"/>
+          <w:sz w:val="22"/>
+        </w:rPr>
+        <w:t>₁₁</w:t>
+      </w:r>
+      <w:r>
+        <w:rPr>
+          <w:rFonts w:ascii="Cambria Math" w:hAnsi="Cambria Math"/>
+          <w:sz w:val="22"/>
+        </w:rPr>
+        <w:t xml:space="preserve"> + ν κ</w:t>
+      </w:r>
+      <w:r>
+        <w:rPr>
+          <w:rFonts w:ascii="Cambria Math" w:hAnsi="Cambria Math"/>
+          <w:sz w:val="22"/>
+        </w:rPr>
+        <w:t>₂₂</w:t>
+      </w:r>
+      <w:r>
+        <w:rPr>
+          <w:rFonts w:ascii="Cambria Math" w:hAnsi="Cambria Math"/>
+          <w:sz w:val="22"/>
+        </w:rPr>
+        <w:t>),     M</w:t>
+      </w:r>
+      <w:r>
+        <w:rPr>
+          <w:rFonts w:ascii="Cambria Math" w:hAnsi="Cambria Math"/>
+          <w:sz w:val="22"/>
+        </w:rPr>
+        <w:t>₂₂</w:t>
+      </w:r>
+      <w:r>
+        <w:rPr>
+          <w:rFonts w:ascii="Cambria Math" w:hAnsi="Cambria Math"/>
+          <w:sz w:val="22"/>
+        </w:rPr>
+        <w:t xml:space="preserve"> = D(κ</w:t>
+      </w:r>
+      <w:r>
+        <w:rPr>
+          <w:rFonts w:ascii="Cambria Math" w:hAnsi="Cambria Math"/>
+          <w:sz w:val="22"/>
+        </w:rPr>
+        <w:t>₂₂</w:t>
+      </w:r>
+      <w:r>
+        <w:rPr>
+          <w:rFonts w:ascii="Cambria Math" w:hAnsi="Cambria Math"/>
+          <w:sz w:val="22"/>
+        </w:rPr>
+        <w:t xml:space="preserve"> + ν κ</w:t>
+      </w:r>
+      <w:r>
+        <w:rPr>
+          <w:rFonts w:ascii="Cambria Math" w:hAnsi="Cambria Math"/>
+          <w:sz w:val="22"/>
+        </w:rPr>
+        <w:t>₁₁</w:t>
+      </w:r>
+      <w:r>
+        <w:rPr>
+          <w:rFonts w:ascii="Cambria Math" w:hAnsi="Cambria Math"/>
+          <w:sz w:val="22"/>
+        </w:rPr>
+        <w:t>),     M</w:t>
+      </w:r>
+      <w:r>
+        <w:rPr>
+          <w:rFonts w:ascii="Cambria Math" w:hAnsi="Cambria Math"/>
+          <w:sz w:val="22"/>
+        </w:rPr>
+        <w:t>₁₂</w:t>
+      </w:r>
+      <w:r>
+        <w:rPr>
+          <w:rFonts w:ascii="Cambria Math" w:hAnsi="Cambria Math"/>
+          <w:sz w:val="22"/>
+        </w:rPr>
+        <w:t xml:space="preserve"> = D(1-ν)κ</w:t>
+      </w:r>
+      <w:r>
+        <w:rPr>
+          <w:rFonts w:ascii="Cambria Math" w:hAnsi="Cambria Math"/>
+          <w:sz w:val="22"/>
+        </w:rPr>
+        <w:t>₁₂</w:t>
       </w:r>
     </w:p>
     <w:p>
@@ -26208,9 +28898,30 @@
       <w:r>
         <w:rPr>
           <w:rFonts w:ascii="Cambria Math" w:hAnsi="Cambria Math"/>
-          <w:sz w:val="20"/>
-        </w:rPr>
-        <w:t>\kappa = \frac{\theta}{L}</w:t>
+          <w:sz w:val="22"/>
+        </w:rPr>
+        <w:t xml:space="preserve">κ = </w:t>
+      </w:r>
+      <w:r>
+        <w:rPr>
+          <w:rFonts w:ascii="Cambria Math" w:hAnsi="Cambria Math"/>
+          <w:sz w:val="22"/>
+        </w:rPr>
+        <w:t>θ</w:t>
+      </w:r>
+      <w:r>
+        <w:rPr>
+          <w:rFonts w:ascii="Cambria Math" w:hAnsi="Cambria Math"/>
+          <w:sz w:val="22"/>
+        </w:rPr>
+        <w:t xml:space="preserve"> / </w:t>
+      </w:r>
+      <w:r>
+        <w:rPr>
+          <w:rFonts w:ascii="Cambria Math" w:hAnsi="Cambria Math"/>
+          <w:sz w:val="22"/>
+        </w:rPr>
+        <w:t>L</w:t>
       </w:r>
     </w:p>
     <w:p>
@@ -26230,9 +28941,95 @@
       <w:r>
         <w:rPr>
           <w:rFonts w:ascii="Cambria Math" w:hAnsi="Cambria Math"/>
-          <w:sz w:val="20"/>
-        </w:rPr>
-        <w:t>\varepsilon_{top} = +\frac{t}{2}\kappa, \quad \varepsilon_{bot} = -\frac{t}{2}\kappa</w:t>
+          <w:sz w:val="22"/>
+        </w:rPr>
+        <w:t>ε</w:t>
+      </w:r>
+      <w:r>
+        <w:rPr>
+          <w:rFonts w:ascii="Cambria Math" w:hAnsi="Cambria Math"/>
+          <w:sz w:val="22"/>
+          <w:vertAlign w:val="subscript"/>
+        </w:rPr>
+        <w:t>top</w:t>
+      </w:r>
+      <w:r>
+        <w:rPr>
+          <w:rFonts w:ascii="Cambria Math" w:hAnsi="Cambria Math"/>
+          <w:sz w:val="22"/>
+        </w:rPr>
+        <w:t xml:space="preserve"> = +</w:t>
+      </w:r>
+      <w:r>
+        <w:rPr>
+          <w:rFonts w:ascii="Cambria Math" w:hAnsi="Cambria Math"/>
+          <w:sz w:val="22"/>
+        </w:rPr>
+        <w:t>t</w:t>
+      </w:r>
+      <w:r>
+        <w:rPr>
+          <w:rFonts w:ascii="Cambria Math" w:hAnsi="Cambria Math"/>
+          <w:sz w:val="22"/>
+        </w:rPr>
+        <w:t xml:space="preserve"> / </w:t>
+      </w:r>
+      <w:r>
+        <w:rPr>
+          <w:rFonts w:ascii="Cambria Math" w:hAnsi="Cambria Math"/>
+          <w:sz w:val="22"/>
+        </w:rPr>
+        <w:t>2</w:t>
+      </w:r>
+      <w:r>
+        <w:rPr>
+          <w:rFonts w:ascii="Cambria Math" w:hAnsi="Cambria Math"/>
+          <w:sz w:val="22"/>
+        </w:rPr>
+        <w:t>κ,     ε</w:t>
+      </w:r>
+      <w:r>
+        <w:rPr>
+          <w:rFonts w:ascii="Cambria Math" w:hAnsi="Cambria Math"/>
+          <w:sz w:val="22"/>
+          <w:vertAlign w:val="subscript"/>
+        </w:rPr>
+        <w:t>bot</w:t>
+      </w:r>
+      <w:r>
+        <w:rPr>
+          <w:rFonts w:ascii="Cambria Math" w:hAnsi="Cambria Math"/>
+          <w:sz w:val="22"/>
+        </w:rPr>
+        <w:t xml:space="preserve"> = -</w:t>
+      </w:r>
+      <w:r>
+        <w:rPr>
+          <w:rFonts w:ascii="Cambria Math" w:hAnsi="Cambria Math"/>
+          <w:sz w:val="22"/>
+        </w:rPr>
+        <w:t>t</w:t>
+      </w:r>
+      <w:r>
+        <w:rPr>
+          <w:rFonts w:ascii="Cambria Math" w:hAnsi="Cambria Math"/>
+          <w:sz w:val="22"/>
+        </w:rPr>
+        <w:t xml:space="preserve"> / </w:t>
+      </w:r>
+      <w:r>
+        <w:rPr>
+          <w:rFonts w:ascii="Cambria Math" w:hAnsi="Cambria Math"/>
+          <w:sz w:val="22"/>
+        </w:rPr>
+        <w:t>2</w:t>
+      </w:r>
+      <w:r>
+        <w:rPr>
+          <w:rFonts w:ascii="Cambria Math" w:hAnsi="Cambria Math"/>
+          <w:sz w:val="22"/>
+        </w:rPr>
+        <w:t>κ</w:t>
       </w:r>
     </w:p>
     <w:p>
@@ -26252,9 +29049,88 @@
       <w:r>
         <w:rPr>
           <w:rFonts w:ascii="Cambria Math" w:hAnsi="Cambria Math"/>
-          <w:sz w:val="20"/>
-        </w:rPr>
-        <w:t>\overline{\varepsilon}^p = \frac{2}{\sqrt{3}} |\varepsilon_{max}|</w:t>
+          <w:sz w:val="22"/>
+        </w:rPr>
+        <w:t>ε</w:t>
+      </w:r>
+      <w:r>
+        <w:rPr>
+          <w:rFonts w:ascii="Cambria Math" w:hAnsi="Cambria Math"/>
+          <w:sz w:val="22"/>
+          <w:vertAlign w:val="superscript"/>
+        </w:rPr>
+        <w:t>p</w:t>
+      </w:r>
+      <w:r>
+        <w:rPr>
+          <w:rFonts w:ascii="Cambria Math" w:hAnsi="Cambria Math"/>
+          <w:sz w:val="22"/>
+        </w:rPr>
+        <w:t xml:space="preserve"> = </w:t>
+      </w:r>
+      <w:r>
+        <w:rPr>
+          <w:rFonts w:ascii="Cambria Math" w:hAnsi="Cambria Math"/>
+          <w:sz w:val="22"/>
+        </w:rPr>
+        <w:t>2</w:t>
+      </w:r>
+      <w:r>
+        <w:rPr>
+          <w:rFonts w:ascii="Cambria Math" w:hAnsi="Cambria Math"/>
+          <w:sz w:val="22"/>
+        </w:rPr>
+        <w:t xml:space="preserve"> / </w:t>
+      </w:r>
+      <w:r>
+        <w:rPr>
+          <w:rFonts w:ascii="Cambria Math" w:hAnsi="Cambria Math"/>
+          <w:sz w:val="22"/>
+        </w:rPr>
+        <w:t>(</w:t>
+      </w:r>
+      <w:r>
+        <w:rPr>
+          <w:rFonts w:ascii="Cambria Math" w:hAnsi="Cambria Math"/>
+          <w:sz w:val="22"/>
+        </w:rPr>
+        <w:t>√</w:t>
+      </w:r>
+      <w:r>
+        <w:rPr>
+          <w:rFonts w:ascii="Cambria Math" w:hAnsi="Cambria Math"/>
+          <w:sz w:val="22"/>
+        </w:rPr>
+        <w:t>3</w:t>
+      </w:r>
+      <w:r>
+        <w:rPr>
+          <w:rFonts w:ascii="Cambria Math" w:hAnsi="Cambria Math"/>
+          <w:sz w:val="22"/>
+        </w:rPr>
+        <w:t>)</w:t>
+      </w:r>
+      <w:r>
+        <w:rPr>
+          <w:rFonts w:ascii="Cambria Math" w:hAnsi="Cambria Math"/>
+          <w:sz w:val="22"/>
+        </w:rPr>
+        <w:t xml:space="preserve"> |ε</w:t>
+      </w:r>
+      <w:r>
+        <w:rPr>
+          <w:rFonts w:ascii="Cambria Math" w:hAnsi="Cambria Math"/>
+          <w:sz w:val="22"/>
+          <w:vertAlign w:val="subscript"/>
+        </w:rPr>
+        <w:t>max</w:t>
+      </w:r>
+      <w:r>
+        <w:rPr>
+          <w:rFonts w:ascii="Cambria Math" w:hAnsi="Cambria Math"/>
+          <w:sz w:val="22"/>
+        </w:rPr>
+        <w:t>|</w:t>
       </w:r>
     </w:p>
     <w:p>
